--- a/hub/manuals/nod-viewer.docx
+++ b/hub/manuals/nod-viewer.docx
@@ -80,10 +80,3334 @@
       </w:r>
     </w:p>
     <w:p>
-      <w:r>
-        <w:t xml:space="preserve">This manual has no pages yet.</w:t>
-      </w:r>
-    </w:p>
+      <w:pPr>
+        <w:pStyle w:val="Heading1"/>
+        <w:pageBreakBefore/>
+      </w:pPr>
+      <w:bookmarkStart w:name="section_1" w:id="1"/>
+      <w:r>
+        <w:t xml:space="preserve">Subscribers viewer manual</w:t>
+      </w:r>
+      <w:bookmarkEnd w:id="1"/>
+    </w:p>
+    <w:p>
+      <w:pPr>
+        <w:spacing w:after="120"/>
+      </w:pPr>
+      <w:r>
+        <w:rPr>
+          <w:b/>
+          <w:bCs/>
+        </w:rPr>
+        <w:t xml:space="preserve">Who this is for:</w:t>
+      </w:r>
+      <w:r>
+        <w:t xml:space="preserve"> Subscribers viewers (NoD.Viewer).</w:t>
+      </w:r>
+    </w:p>
+    <w:p>
+      <w:pPr>
+        <w:spacing w:after="120"/>
+      </w:pPr>
+      <w:r>
+        <w:t xml:space="preserve">You can look up the people who get news release email from News On Demand: their records, the media lists and the reports. You can't change anything, and you can't download email addresses. If something needs changing, ask a Subscribers editor.</w:t>
+      </w:r>
+    </w:p>
+    <w:p>
+      <w:pPr>
+        <w:spacing w:after="120"/>
+      </w:pPr>
+      <w:r>
+        <w:t xml:space="preserve">Subscriber records are personal information. Look up addresses only when your work needs them.</w:t>
+      </w:r>
+    </w:p>
+    <w:p>
+      <w:pPr>
+        <w:pStyle w:val="Heading2"/>
+      </w:pPr>
+      <w:r>
+        <w:t xml:space="preserve">What you can do</w:t>
+      </w:r>
+    </w:p>
+    <w:tbl>
+      <w:tblPr>
+        <w:tblW w:type="pct" w:w="5000"/>
+        <w:tblBorders>
+          <w:top w:val="single" w:color="auto" w:sz="4"/>
+          <w:left w:val="single" w:color="auto" w:sz="4"/>
+          <w:bottom w:val="single" w:color="auto" w:sz="4"/>
+          <w:right w:val="single" w:color="auto" w:sz="4"/>
+          <w:insideH w:val="single" w:color="auto" w:sz="4"/>
+          <w:insideV w:val="single" w:color="auto" w:sz="4"/>
+        </w:tblBorders>
+      </w:tblPr>
+      <w:tblGrid>
+        <w:gridCol w:w="3009"/>
+        <w:gridCol w:w="3009"/>
+        <w:gridCol w:w="3009"/>
+      </w:tblGrid>
+      <w:tr>
+        <w:trPr>
+          <w:tblHeader/>
+        </w:trPr>
+        <w:tc>
+          <w:tcPr>
+            <w:shd w:fill="E8EEF5" w:val="clear"/>
+          </w:tcPr>
+          <w:p>
+            <w:r>
+              <w:rPr>
+                <w:b/>
+                <w:bCs/>
+              </w:rPr>
+              <w:t xml:space="preserve">Where</w:t>
+            </w:r>
+          </w:p>
+        </w:tc>
+        <w:tc>
+          <w:tcPr>
+            <w:shd w:fill="E8EEF5" w:val="clear"/>
+          </w:tcPr>
+          <w:p>
+            <w:r>
+              <w:rPr>
+                <w:b/>
+                <w:bCs/>
+              </w:rPr>
+              <w:t xml:space="preserve">What you do there</w:t>
+            </w:r>
+          </w:p>
+        </w:tc>
+        <w:tc>
+          <w:tcPr>
+            <w:shd w:fill="E8EEF5" w:val="clear"/>
+          </w:tcPr>
+          <w:p>
+            <w:r>
+              <w:rPr>
+                <w:b/>
+                <w:bCs/>
+              </w:rPr>
+              <w:t xml:space="preserve">Help page</w:t>
+            </w:r>
+          </w:p>
+        </w:tc>
+      </w:tr>
+      <w:tr>
+        <w:tc>
+          <w:p>
+            <w:r>
+              <w:rPr>
+                <w:b/>
+                <w:bCs/>
+              </w:rPr>
+              <w:t xml:space="preserve">Find subscribers</w:t>
+            </w:r>
+          </w:p>
+        </w:tc>
+        <w:tc>
+          <w:p>
+            <w:r>
+              <w:t xml:space="preserve">Find someone by their address, and open their record and history.</w:t>
+            </w:r>
+          </w:p>
+        </w:tc>
+        <w:tc>
+          <w:p>
+            <w:hyperlink w:history="1" w:anchor="section_3">
+              <w:r>
+                <w:t xml:space="preserve">Find a subscriber</w:t>
+              </w:r>
+            </w:hyperlink>
+          </w:p>
+        </w:tc>
+      </w:tr>
+      <w:tr>
+        <w:tc>
+          <w:p>
+            <w:r>
+              <w:rPr>
+                <w:b/>
+                <w:bCs/>
+              </w:rPr>
+              <w:t xml:space="preserve">Media lists</w:t>
+            </w:r>
+          </w:p>
+        </w:tc>
+        <w:tc>
+          <w:p>
+            <w:r>
+              <w:t xml:space="preserve">See who is on each media list, who left it, and who needs attention.</w:t>
+            </w:r>
+          </w:p>
+        </w:tc>
+        <w:tc>
+          <w:p>
+            <w:hyperlink w:history="1" w:anchor="section_4">
+              <w:r>
+                <w:t xml:space="preserve">Media lists</w:t>
+              </w:r>
+            </w:hyperlink>
+          </w:p>
+        </w:tc>
+      </w:tr>
+      <w:tr>
+        <w:tc>
+          <w:p>
+            <w:r>
+              <w:rPr>
+                <w:b/>
+                <w:bCs/>
+              </w:rPr>
+              <w:t xml:space="preserve">Lists and categories</w:t>
+            </w:r>
+          </w:p>
+        </w:tc>
+        <w:tc>
+          <w:p>
+            <w:r>
+              <w:t xml:space="preserve">See which lists people can choose, and how many active subscribers each has.</w:t>
+            </w:r>
+          </w:p>
+        </w:tc>
+        <w:tc>
+          <w:p>
+            <w:hyperlink w:history="1" w:anchor="section_5">
+              <w:r>
+                <w:t xml:space="preserve">Lists and categories</w:t>
+              </w:r>
+            </w:hyperlink>
+          </w:p>
+        </w:tc>
+      </w:tr>
+      <w:tr>
+        <w:tc>
+          <w:p>
+            <w:r>
+              <w:rPr>
+                <w:b/>
+                <w:bCs/>
+              </w:rPr>
+              <w:t xml:space="preserve">Reports</w:t>
+            </w:r>
+          </w:p>
+        </w:tc>
+        <w:tc>
+          <w:p>
+            <w:r>
+              <w:t xml:space="preserve">See who receives what, who left, and what was sent. Download the counts.</w:t>
+            </w:r>
+          </w:p>
+        </w:tc>
+        <w:tc>
+          <w:p>
+            <w:hyperlink w:history="1" w:anchor="section_6">
+              <w:r>
+                <w:t xml:space="preserve">Reports</w:t>
+              </w:r>
+            </w:hyperlink>
+          </w:p>
+        </w:tc>
+      </w:tr>
+    </w:tbl>
+    <w:p/>
+    <w:p>
+      <w:pPr>
+        <w:spacing w:after="120"/>
+      </w:pPr>
+      <w:r>
+        <w:t xml:space="preserve">To answer "why isn't this person getting our email?", see </w:t>
+      </w:r>
+      <w:hyperlink w:history="1" w:anchor="section_2">
+        <w:r>
+          <w:t xml:space="preserve">Who gets which email</w:t>
+        </w:r>
+      </w:hyperlink>
+      <w:r>
+        <w:t xml:space="preserve">.</w:t>
+      </w:r>
+    </w:p>
+    <w:p>
+      <w:pPr>
+        <w:pStyle w:val="Heading2"/>
+      </w:pPr>
+      <w:r>
+        <w:t xml:space="preserve">What you can't do</w:t>
+      </w:r>
+    </w:p>
+    <w:p>
+      <w:pPr>
+        <w:pStyle w:val="ListParagraph"/>
+        <w:numPr>
+          <w:ilvl w:val="0"/>
+          <w:numId w:val="1"/>
+        </w:numPr>
+      </w:pPr>
+      <w:r>
+        <w:t xml:space="preserve">Subscribers editors add subscribers, change their lists, timing and address, and deactivate or delete them. They also add and remove media list members. Their manual is the Subscribers editor manual.</w:t>
+      </w:r>
+    </w:p>
+    <w:p>
+      <w:pPr>
+        <w:pStyle w:val="ListParagraph"/>
+        <w:numPr>
+          <w:ilvl w:val="0"/>
+          <w:numId w:val="1"/>
+        </w:numPr>
+      </w:pPr>
+      <w:r>
+        <w:t xml:space="preserve">Subscribers administrators decide which lists are offered, and pause and resume email on </w:t>
+      </w:r>
+      <w:r>
+        <w:rPr>
+          <w:b/>
+          <w:bCs/>
+        </w:rPr>
+        <w:t xml:space="preserve">Operations</w:t>
+      </w:r>
+      <w:r>
+        <w:t xml:space="preserve">. Their manual is the Subscribers administrator manual.</w:t>
+      </w:r>
+    </w:p>
+    <w:p>
+      <w:pPr>
+        <w:spacing w:after="120"/>
+      </w:pPr>
+      <w:r>
+        <w:t xml:space="preserve">If you open </w:t>
+      </w:r>
+      <w:r>
+        <w:rPr>
+          <w:b/>
+          <w:bCs/>
+        </w:rPr>
+        <w:t xml:space="preserve">Add a subscriber</w:t>
+      </w:r>
+      <w:r>
+        <w:t xml:space="preserve"> or </w:t>
+      </w:r>
+      <w:r>
+        <w:rPr>
+          <w:b/>
+          <w:bCs/>
+        </w:rPr>
+        <w:t xml:space="preserve">Operations</w:t>
+      </w:r>
+      <w:r>
+        <w:t xml:space="preserve"> by its address, you see "You don’t have permission to add subscribers." or "You don’t have permission to use Operations."</w:t>
+      </w:r>
+    </w:p>
+    <w:p>
+      <w:pPr>
+        <w:pStyle w:val="Heading2"/>
+      </w:pPr>
+      <w:r>
+        <w:t xml:space="preserve">What you see in the side menu</w:t>
+      </w:r>
+    </w:p>
+    <w:p>
+      <w:pPr>
+        <w:spacing w:after="120"/>
+      </w:pPr>
+      <w:r>
+        <w:t xml:space="preserve">Under </w:t>
+      </w:r>
+      <w:r>
+        <w:rPr>
+          <w:b/>
+          <w:bCs/>
+        </w:rPr>
+        <w:t xml:space="preserve">Work</w:t>
+      </w:r>
+      <w:r>
+        <w:t xml:space="preserve"> you see </w:t>
+      </w:r>
+      <w:r>
+        <w:rPr>
+          <w:b/>
+          <w:bCs/>
+        </w:rPr>
+        <w:t xml:space="preserve">Subscribers</w:t>
+      </w:r>
+      <w:r>
+        <w:t xml:space="preserve">. Its tabs are </w:t>
+      </w:r>
+      <w:r>
+        <w:rPr>
+          <w:b/>
+          <w:bCs/>
+        </w:rPr>
+        <w:t xml:space="preserve">Find subscribers</w:t>
+      </w:r>
+      <w:r>
+        <w:t xml:space="preserve">, </w:t>
+      </w:r>
+      <w:r>
+        <w:rPr>
+          <w:b/>
+          <w:bCs/>
+        </w:rPr>
+        <w:t xml:space="preserve">Lists and categories</w:t>
+      </w:r>
+      <w:r>
+        <w:t xml:space="preserve">, </w:t>
+      </w:r>
+      <w:r>
+        <w:rPr>
+          <w:b/>
+          <w:bCs/>
+        </w:rPr>
+        <w:t xml:space="preserve">Media lists</w:t>
+      </w:r>
+      <w:r>
+        <w:t xml:space="preserve"> and </w:t>
+      </w:r>
+      <w:r>
+        <w:rPr>
+          <w:b/>
+          <w:bCs/>
+        </w:rPr>
+        <w:t xml:space="preserve">Reports</w:t>
+      </w:r>
+      <w:r>
+        <w:t xml:space="preserve">.</w:t>
+      </w:r>
+    </w:p>
+    <w:p>
+      <w:pPr>
+        <w:spacing w:after="120"/>
+      </w:pPr>
+      <w:r>
+        <w:t xml:space="preserve">You may also see </w:t>
+      </w:r>
+      <w:r>
+        <w:rPr>
+          <w:b/>
+          <w:bCs/>
+        </w:rPr>
+        <w:t xml:space="preserve">Releases</w:t>
+      </w:r>
+      <w:r>
+        <w:t xml:space="preserve"> or </w:t>
+      </w:r>
+      <w:r>
+        <w:rPr>
+          <w:b/>
+          <w:bCs/>
+        </w:rPr>
+        <w:t xml:space="preserve">Calendar</w:t>
+      </w:r>
+      <w:r>
+        <w:t xml:space="preserve"> if you have a role there. Those have their own manuals.</w:t>
+      </w:r>
+    </w:p>
+    <w:p>
+      <w:pPr>
+        <w:pStyle w:val="Heading2"/>
+      </w:pPr>
+      <w:r>
+        <w:t xml:space="preserve">Keyboard shortcuts and Help</w:t>
+      </w:r>
+    </w:p>
+    <w:p>
+      <w:pPr>
+        <w:spacing w:after="120"/>
+      </w:pPr>
+      <w:r>
+        <w:t xml:space="preserve">On </w:t>
+      </w:r>
+      <w:r>
+        <w:rPr>
+          <w:b/>
+          <w:bCs/>
+        </w:rPr>
+        <w:t xml:space="preserve">Find subscribers</w:t>
+      </w:r>
+      <w:r>
+        <w:t xml:space="preserve">, ⌘K on a Mac or Ctrl+K on Windows goes to </w:t>
+      </w:r>
+      <w:r>
+        <w:rPr>
+          <w:b/>
+          <w:bCs/>
+        </w:rPr>
+        <w:t xml:space="preserve">Email contains</w:t>
+      </w:r>
+      <w:r>
+        <w:t xml:space="preserve">.</w:t>
+      </w:r>
+    </w:p>
+    <w:p>
+      <w:pPr>
+        <w:spacing w:after="120"/>
+      </w:pPr>
+      <w:r>
+        <w:rPr>
+          <w:b/>
+          <w:bCs/>
+        </w:rPr>
+        <w:t xml:space="preserve">Help</w:t>
+      </w:r>
+      <w:r>
+        <w:t xml:space="preserve">, at the top of every screen, opens the page of this manual for the screen you are on. The Help page also lists the keyboard shortcuts. Shortcuts that save, such as ⌘S or Ctrl+S, do nothing for you on the </w:t>
+      </w:r>
+      <w:r>
+        <w:rPr>
+          <w:b/>
+          <w:bCs/>
+        </w:rPr>
+        <w:t xml:space="preserve">Subscribers</w:t>
+      </w:r>
+      <w:r>
+        <w:t xml:space="preserve"> screens.</w:t>
+      </w:r>
+    </w:p>
+    <w:p>
+      <w:pPr>
+        <w:pStyle w:val="Heading2"/>
+      </w:pPr>
+      <w:r>
+        <w:t xml:space="preserve">Signing in</w:t>
+      </w:r>
+    </w:p>
+    <w:p>
+      <w:pPr>
+        <w:spacing w:after="120"/>
+      </w:pPr>
+      <w:r>
+        <w:t xml:space="preserve">Choose </w:t>
+      </w:r>
+      <w:r>
+        <w:rPr>
+          <w:b/>
+          <w:bCs/>
+        </w:rPr>
+        <w:t xml:space="preserve">Sign in with Microsoft</w:t>
+      </w:r>
+      <w:r>
+        <w:t xml:space="preserve"> and use your government Microsoft account. You need a Hub account first: if you see "Your account hasn't been set up. Contact an administrator.", ask a Core administrator to add you. Signing out of the Hub doesn't sign you out of Microsoft.</w:t>
+      </w:r>
+    </w:p>
+    <w:p>
+      <w:pPr>
+        <w:pStyle w:val="Heading1"/>
+      </w:pPr>
+      <w:bookmarkStart w:name="section_2" w:id="2"/>
+      <w:r>
+        <w:t xml:space="preserve">Who gets which email</w:t>
+      </w:r>
+      <w:bookmarkEnd w:id="2"/>
+    </w:p>
+    <w:p>
+      <w:pPr>
+        <w:spacing w:after="120"/>
+      </w:pPr>
+      <w:r>
+        <w:rPr>
+          <w:b/>
+          <w:bCs/>
+        </w:rPr>
+        <w:t xml:space="preserve">Who this is for:</w:t>
+      </w:r>
+      <w:r>
+        <w:t xml:space="preserve"> Subscribers viewers (NoD.Viewer).</w:t>
+      </w:r>
+    </w:p>
+    <w:p>
+      <w:pPr>
+        <w:spacing w:after="120"/>
+      </w:pPr>
+      <w:r>
+        <w:t xml:space="preserve">Only </w:t>
+      </w:r>
+      <w:r>
+        <w:rPr>
+          <w:b/>
+          <w:bCs/>
+        </w:rPr>
+        <w:t xml:space="preserve">Active</w:t>
+      </w:r>
+      <w:r>
+        <w:t xml:space="preserve"> subscribers get news email. </w:t>
+      </w:r>
+      <w:r>
+        <w:rPr>
+          <w:b/>
+          <w:bCs/>
+        </w:rPr>
+        <w:t xml:space="preserve">Disabled</w:t>
+      </w:r>
+      <w:r>
+        <w:t xml:space="preserve"> and </w:t>
+      </w:r>
+      <w:r>
+        <w:rPr>
+          <w:b/>
+          <w:bCs/>
+        </w:rPr>
+        <w:t xml:space="preserve">Unsubscribed or deleted</w:t>
+      </w:r>
+      <w:r>
+        <w:t xml:space="preserve"> subscribers get none.</w:t>
+      </w:r>
+    </w:p>
+    <w:tbl>
+      <w:tblPr>
+        <w:tblW w:type="pct" w:w="5000"/>
+        <w:tblBorders>
+          <w:top w:val="single" w:color="auto" w:sz="4"/>
+          <w:left w:val="single" w:color="auto" w:sz="4"/>
+          <w:bottom w:val="single" w:color="auto" w:sz="4"/>
+          <w:right w:val="single" w:color="auto" w:sz="4"/>
+          <w:insideH w:val="single" w:color="auto" w:sz="4"/>
+          <w:insideV w:val="single" w:color="auto" w:sz="4"/>
+        </w:tblBorders>
+      </w:tblPr>
+      <w:tblGrid>
+        <w:gridCol w:w="4513"/>
+        <w:gridCol w:w="4513"/>
+      </w:tblGrid>
+      <w:tr>
+        <w:trPr>
+          <w:tblHeader/>
+        </w:trPr>
+        <w:tc>
+          <w:tcPr>
+            <w:shd w:fill="E8EEF5" w:val="clear"/>
+          </w:tcPr>
+          <w:p>
+            <w:r>
+              <w:rPr>
+                <w:b/>
+                <w:bCs/>
+              </w:rPr>
+              <w:t xml:space="preserve">Timing</w:t>
+            </w:r>
+          </w:p>
+        </w:tc>
+        <w:tc>
+          <w:tcPr>
+            <w:shd w:fill="E8EEF5" w:val="clear"/>
+          </w:tcPr>
+          <w:p>
+            <w:r>
+              <w:rPr>
+                <w:b/>
+                <w:bCs/>
+              </w:rPr>
+              <w:t xml:space="preserve">What they get</w:t>
+            </w:r>
+          </w:p>
+        </w:tc>
+      </w:tr>
+      <w:tr>
+        <w:tc>
+          <w:p>
+            <w:r>
+              <w:rPr>
+                <w:b/>
+                <w:bCs/>
+              </w:rPr>
+              <w:t xml:space="preserve">As it happens</w:t>
+            </w:r>
+          </w:p>
+        </w:tc>
+        <w:tc>
+          <w:p>
+            <w:r>
+              <w:t xml:space="preserve">One email for each matching release, soon after it is published.</w:t>
+            </w:r>
+          </w:p>
+        </w:tc>
+      </w:tr>
+      <w:tr>
+        <w:tc>
+          <w:p>
+            <w:r>
+              <w:rPr>
+                <w:b/>
+                <w:bCs/>
+              </w:rPr>
+              <w:t xml:space="preserve">Daily digest</w:t>
+            </w:r>
+          </w:p>
+        </w:tc>
+        <w:tc>
+          <w:p>
+            <w:r>
+              <w:t xml:space="preserve">One email at 5:00 pm BC time listing the matching releases since the last digest. Media advisories are left out. No matching releases means no digest.</w:t>
+            </w:r>
+          </w:p>
+        </w:tc>
+      </w:tr>
+      <w:tr>
+        <w:tc>
+          <w:p>
+            <w:r>
+              <w:rPr>
+                <w:b/>
+                <w:bCs/>
+              </w:rPr>
+              <w:t xml:space="preserve">As it happens and daily digest</w:t>
+            </w:r>
+          </w:p>
+        </w:tc>
+        <w:tc>
+          <w:p>
+            <w:r>
+              <w:t xml:space="preserve">Both.</w:t>
+            </w:r>
+          </w:p>
+        </w:tc>
+      </w:tr>
+      <w:tr>
+        <w:tc>
+          <w:p>
+            <w:r>
+              <w:rPr>
+                <w:b/>
+                <w:bCs/>
+              </w:rPr>
+              <w:t xml:space="preserve">None (media lists only)</w:t>
+            </w:r>
+          </w:p>
+        </w:tc>
+        <w:tc>
+          <w:p>
+            <w:r>
+              <w:t xml:space="preserve">No news release email. This person is here only for media lists.</w:t>
+            </w:r>
+          </w:p>
+        </w:tc>
+      </w:tr>
+    </w:tbl>
+    <w:p/>
+    <w:p>
+      <w:pPr>
+        <w:spacing w:after="120"/>
+      </w:pPr>
+      <w:r>
+        <w:t xml:space="preserve">Lists are ministries, sectors, themes and tags. </w:t>
+      </w:r>
+      <w:r>
+        <w:rPr>
+          <w:b/>
+          <w:bCs/>
+        </w:rPr>
+        <w:t xml:space="preserve">All news</w:t>
+      </w:r>
+      <w:r>
+        <w:t xml:space="preserve"> covers every release that names a ministry.</w:t>
+      </w:r>
+    </w:p>
+    <w:p>
+      <w:pPr>
+        <w:pStyle w:val="ListParagraph"/>
+        <w:numPr>
+          <w:ilvl w:val="0"/>
+          <w:numId w:val="1"/>
+        </w:numPr>
+      </w:pPr>
+      <w:r>
+        <w:rPr>
+          <w:b/>
+          <w:bCs/>
+        </w:rPr>
+        <w:t xml:space="preserve">Emergency alerts</w:t>
+      </w:r>
+      <w:r>
+        <w:t xml:space="preserve"> from Emergency Info BC go at once to everyone active on the </w:t>
+      </w:r>
+      <w:r>
+        <w:rPr>
+          <w:b/>
+          <w:bCs/>
+        </w:rPr>
+        <w:t xml:space="preserve">Emergency Info BC Alerts</w:t>
+      </w:r>
+      <w:r>
+        <w:t xml:space="preserve"> list, whatever timing they chose.</w:t>
+      </w:r>
+    </w:p>
+    <w:p>
+      <w:pPr>
+        <w:pStyle w:val="ListParagraph"/>
+        <w:numPr>
+          <w:ilvl w:val="0"/>
+          <w:numId w:val="1"/>
+        </w:numPr>
+      </w:pPr>
+      <w:r>
+        <w:rPr>
+          <w:b/>
+          <w:bCs/>
+        </w:rPr>
+        <w:t xml:space="preserve">Media lists</w:t>
+      </w:r>
+      <w:r>
+        <w:t xml:space="preserve">: release editors choose media lists for a release, and each member gets the full-text media version. A reporter who is also an </w:t>
+      </w:r>
+      <w:r>
+        <w:rPr>
+          <w:b/>
+          <w:bCs/>
+        </w:rPr>
+        <w:t xml:space="preserve">As it happens</w:t>
+      </w:r>
+      <w:r>
+        <w:t xml:space="preserve"> subscriber for that release gets one email, not two.</w:t>
+      </w:r>
+    </w:p>
+    <w:p>
+      <w:pPr>
+        <w:pStyle w:val="ListParagraph"/>
+        <w:numPr>
+          <w:ilvl w:val="0"/>
+          <w:numId w:val="1"/>
+        </w:numPr>
+      </w:pPr>
+      <w:r>
+        <w:t xml:space="preserve">A correction to a release never emails anyone again.</w:t>
+      </w:r>
+    </w:p>
+    <w:p>
+      <w:pPr>
+        <w:pStyle w:val="ListParagraph"/>
+        <w:numPr>
+          <w:ilvl w:val="0"/>
+          <w:numId w:val="1"/>
+        </w:numPr>
+      </w:pPr>
+      <w:r>
+        <w:t xml:space="preserve">A Subscribers administrator can pause sending. While it is paused, email waits and goes out when they resume.</w:t>
+      </w:r>
+    </w:p>
+    <w:p>
+      <w:pPr>
+        <w:spacing w:after="120"/>
+      </w:pPr>
+      <w:r>
+        <w:t xml:space="preserve">Nothing staff do on the </w:t>
+      </w:r>
+      <w:r>
+        <w:rPr>
+          <w:b/>
+          <w:bCs/>
+        </w:rPr>
+        <w:t xml:space="preserve">Subscribers</w:t>
+      </w:r>
+      <w:r>
+        <w:t xml:space="preserve"> screens emails the subscriber.</w:t>
+      </w:r>
+    </w:p>
+    <w:p>
+      <w:pPr>
+        <w:pStyle w:val="Heading1"/>
+      </w:pPr>
+      <w:bookmarkStart w:name="section_3" w:id="3"/>
+      <w:r>
+        <w:t xml:space="preserve">Find a subscriber</w:t>
+      </w:r>
+      <w:bookmarkEnd w:id="3"/>
+    </w:p>
+    <w:p>
+      <w:pPr>
+        <w:spacing w:after="120"/>
+      </w:pPr>
+      <w:r>
+        <w:rPr>
+          <w:b/>
+          <w:bCs/>
+        </w:rPr>
+        <w:t xml:space="preserve">Who this is for:</w:t>
+      </w:r>
+      <w:r>
+        <w:t xml:space="preserve"> Subscribers viewers (NoD.Viewer).</w:t>
+      </w:r>
+    </w:p>
+    <w:p>
+      <w:pPr>
+        <w:pStyle w:val="Heading2"/>
+      </w:pPr>
+      <w:r>
+        <w:t xml:space="preserve">Find someone</w:t>
+      </w:r>
+    </w:p>
+    <w:p>
+      <w:pPr>
+        <w:pStyle w:val="ListParagraph"/>
+        <w:numPr>
+          <w:ilvl w:val="0"/>
+          <w:numId w:val="2"/>
+        </w:numPr>
+      </w:pPr>
+      <w:r>
+        <w:t xml:space="preserve">Type part of their address in </w:t>
+      </w:r>
+      <w:r>
+        <w:rPr>
+          <w:b/>
+          <w:bCs/>
+        </w:rPr>
+        <w:t xml:space="preserve">Email contains</w:t>
+      </w:r>
+      <w:r>
+        <w:t xml:space="preserve">.</w:t>
+      </w:r>
+    </w:p>
+    <w:p>
+      <w:pPr>
+        <w:pStyle w:val="ListParagraph"/>
+        <w:numPr>
+          <w:ilvl w:val="0"/>
+          <w:numId w:val="2"/>
+        </w:numPr>
+      </w:pPr>
+      <w:r>
+        <w:t xml:space="preserve">To narrow the list, choose a </w:t>
+      </w:r>
+      <w:r>
+        <w:rPr>
+          <w:b/>
+          <w:bCs/>
+        </w:rPr>
+        <w:t xml:space="preserve">Status</w:t>
+      </w:r>
+      <w:r>
+        <w:t xml:space="preserve">.</w:t>
+      </w:r>
+    </w:p>
+    <w:p>
+      <w:pPr>
+        <w:pStyle w:val="ListParagraph"/>
+        <w:numPr>
+          <w:ilvl w:val="0"/>
+          <w:numId w:val="2"/>
+        </w:numPr>
+      </w:pPr>
+      <w:r>
+        <w:t xml:space="preserve">Choose </w:t>
+      </w:r>
+      <w:r>
+        <w:rPr>
+          <w:b/>
+          <w:bCs/>
+        </w:rPr>
+        <w:t xml:space="preserve">Search</w:t>
+      </w:r>
+      <w:r>
+        <w:t xml:space="preserve">.</w:t>
+      </w:r>
+    </w:p>
+    <w:p>
+      <w:pPr>
+        <w:pStyle w:val="ListParagraph"/>
+        <w:numPr>
+          <w:ilvl w:val="0"/>
+          <w:numId w:val="2"/>
+        </w:numPr>
+      </w:pPr>
+      <w:r>
+        <w:t xml:space="preserve">Choose an address to open that subscriber's record.</w:t>
+      </w:r>
+    </w:p>
+    <w:p>
+      <w:pPr>
+        <w:spacing w:after="120"/>
+      </w:pPr>
+      <w:r>
+        <w:t xml:space="preserve">Results show 50 to a page, in address order. </w:t>
+      </w:r>
+      <w:r>
+        <w:rPr>
+          <w:b/>
+          <w:bCs/>
+        </w:rPr>
+        <w:t xml:space="preserve">Back to results</w:t>
+      </w:r>
+      <w:r>
+        <w:t xml:space="preserve"> on a record returns you to the same results.</w:t>
+      </w:r>
+    </w:p>
+    <w:p>
+      <w:pPr>
+        <w:spacing w:after="120"/>
+      </w:pPr>
+      <w:r>
+        <w:t xml:space="preserve">The </w:t>
+      </w:r>
+      <w:r>
+        <w:rPr>
+          <w:b/>
+          <w:bCs/>
+        </w:rPr>
+        <w:t xml:space="preserve">Status</w:t>
+      </w:r>
+      <w:r>
+        <w:t xml:space="preserve"> column shows one of these:</w:t>
+      </w:r>
+    </w:p>
+    <w:tbl>
+      <w:tblPr>
+        <w:tblW w:type="pct" w:w="5000"/>
+        <w:tblBorders>
+          <w:top w:val="single" w:color="auto" w:sz="4"/>
+          <w:left w:val="single" w:color="auto" w:sz="4"/>
+          <w:bottom w:val="single" w:color="auto" w:sz="4"/>
+          <w:right w:val="single" w:color="auto" w:sz="4"/>
+          <w:insideH w:val="single" w:color="auto" w:sz="4"/>
+          <w:insideV w:val="single" w:color="auto" w:sz="4"/>
+        </w:tblBorders>
+      </w:tblPr>
+      <w:tblGrid>
+        <w:gridCol w:w="4513"/>
+        <w:gridCol w:w="4513"/>
+      </w:tblGrid>
+      <w:tr>
+        <w:trPr>
+          <w:tblHeader/>
+        </w:trPr>
+        <w:tc>
+          <w:tcPr>
+            <w:shd w:fill="E8EEF5" w:val="clear"/>
+          </w:tcPr>
+          <w:p>
+            <w:r>
+              <w:rPr>
+                <w:b/>
+                <w:bCs/>
+              </w:rPr>
+              <w:t xml:space="preserve">Status</w:t>
+            </w:r>
+          </w:p>
+        </w:tc>
+        <w:tc>
+          <w:tcPr>
+            <w:shd w:fill="E8EEF5" w:val="clear"/>
+          </w:tcPr>
+          <w:p>
+            <w:r>
+              <w:rPr>
+                <w:b/>
+                <w:bCs/>
+              </w:rPr>
+              <w:t xml:space="preserve">What it means</w:t>
+            </w:r>
+          </w:p>
+        </w:tc>
+      </w:tr>
+      <w:tr>
+        <w:tc>
+          <w:p>
+            <w:r>
+              <w:rPr>
+                <w:b/>
+                <w:bCs/>
+              </w:rPr>
+              <w:t xml:space="preserve">Active</w:t>
+            </w:r>
+          </w:p>
+        </w:tc>
+        <w:tc>
+          <w:p>
+            <w:r>
+              <w:t xml:space="preserve">They get the email they chose.</w:t>
+            </w:r>
+          </w:p>
+        </w:tc>
+      </w:tr>
+      <w:tr>
+        <w:tc>
+          <w:p>
+            <w:r>
+              <w:rPr>
+                <w:b/>
+                <w:bCs/>
+              </w:rPr>
+              <w:t xml:space="preserve">Disabled</w:t>
+            </w:r>
+          </w:p>
+        </w:tc>
+        <w:tc>
+          <w:p>
+            <w:r>
+              <w:t xml:space="preserve">They get nothing. Staff deactivated them, or their email kept bouncing. Their lists are kept.</w:t>
+            </w:r>
+          </w:p>
+        </w:tc>
+      </w:tr>
+      <w:tr>
+        <w:tc>
+          <w:p>
+            <w:r>
+              <w:rPr>
+                <w:b/>
+                <w:bCs/>
+              </w:rPr>
+              <w:t xml:space="preserve">Unsubscribed or deleted</w:t>
+            </w:r>
+          </w:p>
+        </w:tc>
+        <w:tc>
+          <w:p>
+            <w:r>
+              <w:t xml:space="preserve">They get nothing. Only they can subscribe again.</w:t>
+            </w:r>
+          </w:p>
+        </w:tc>
+      </w:tr>
+      <w:tr>
+        <w:tc>
+          <w:p>
+            <w:r>
+              <w:rPr>
+                <w:b/>
+                <w:bCs/>
+              </w:rPr>
+              <w:t xml:space="preserve">Pending</w:t>
+            </w:r>
+          </w:p>
+        </w:tc>
+        <w:tc>
+          <w:p>
+            <w:r>
+              <w:t xml:space="preserve">Never confirmed. You shouldn't see it: people who sign up on the public site get a record only once they confirm.</w:t>
+            </w:r>
+          </w:p>
+        </w:tc>
+      </w:tr>
+    </w:tbl>
+    <w:p/>
+    <w:p>
+      <w:pPr>
+        <w:spacing w:after="120"/>
+      </w:pPr>
+      <w:r>
+        <w:t xml:space="preserve">"(needs attention)" after a status means a media list member has a problem. See </w:t>
+      </w:r>
+      <w:hyperlink w:history="1" w:anchor="section_4">
+        <w:r>
+          <w:t xml:space="preserve">Media lists</w:t>
+        </w:r>
+      </w:hyperlink>
+      <w:r>
+        <w:t xml:space="preserve">.</w:t>
+      </w:r>
+    </w:p>
+    <w:p>
+      <w:pPr>
+        <w:pStyle w:val="Heading2"/>
+      </w:pPr>
+      <w:r>
+        <w:t xml:space="preserve">Read a subscriber's record</w:t>
+      </w:r>
+    </w:p>
+    <w:p>
+      <w:pPr>
+        <w:spacing w:after="120"/>
+      </w:pPr>
+      <w:r>
+        <w:t xml:space="preserve">The record shows </w:t>
+      </w:r>
+      <w:r>
+        <w:rPr>
+          <w:b/>
+          <w:bCs/>
+        </w:rPr>
+        <w:t xml:space="preserve">Status</w:t>
+      </w:r>
+      <w:r>
+        <w:t xml:space="preserve">, </w:t>
+      </w:r>
+      <w:r>
+        <w:rPr>
+          <w:b/>
+          <w:bCs/>
+        </w:rPr>
+        <w:t xml:space="preserve">Source</w:t>
+      </w:r>
+      <w:r>
+        <w:t xml:space="preserve">, </w:t>
+      </w:r>
+      <w:r>
+        <w:rPr>
+          <w:b/>
+          <w:bCs/>
+        </w:rPr>
+        <w:t xml:space="preserve">Registered</w:t>
+      </w:r>
+      <w:r>
+        <w:t xml:space="preserve"> and, once they have left, </w:t>
+      </w:r>
+      <w:r>
+        <w:rPr>
+          <w:b/>
+          <w:bCs/>
+        </w:rPr>
+        <w:t xml:space="preserve">Ended</w:t>
+      </w:r>
+      <w:r>
+        <w:t xml:space="preserve">.</w:t>
+      </w:r>
+    </w:p>
+    <w:p>
+      <w:pPr>
+        <w:pStyle w:val="ListParagraph"/>
+        <w:numPr>
+          <w:ilvl w:val="0"/>
+          <w:numId w:val="1"/>
+        </w:numPr>
+      </w:pPr>
+      <w:r>
+        <w:rPr>
+          <w:b/>
+          <w:bCs/>
+        </w:rPr>
+        <w:t xml:space="preserve">Disabled — after repeated bounces</w:t>
+      </w:r>
+      <w:r>
+        <w:t xml:space="preserve"> means their email kept coming back undelivered. </w:t>
+      </w:r>
+      <w:r>
+        <w:rPr>
+          <w:b/>
+          <w:bCs/>
+        </w:rPr>
+        <w:t xml:space="preserve">Disabled — by staff</w:t>
+      </w:r>
+      <w:r>
+        <w:t xml:space="preserve"> means someone deactivated them.</w:t>
+      </w:r>
+    </w:p>
+    <w:p>
+      <w:pPr>
+        <w:pStyle w:val="ListParagraph"/>
+        <w:numPr>
+          <w:ilvl w:val="0"/>
+          <w:numId w:val="1"/>
+        </w:numPr>
+      </w:pPr>
+      <w:r>
+        <w:rPr>
+          <w:b/>
+          <w:bCs/>
+        </w:rPr>
+        <w:t xml:space="preserve">Source</w:t>
+      </w:r>
+      <w:r>
+        <w:t xml:space="preserve"> says how they came: </w:t>
+      </w:r>
+      <w:r>
+        <w:rPr>
+          <w:b/>
+          <w:bCs/>
+        </w:rPr>
+        <w:t xml:space="preserve">Signed up themselves</w:t>
+      </w:r>
+      <w:r>
+        <w:t xml:space="preserve">, </w:t>
+      </w:r>
+      <w:r>
+        <w:rPr>
+          <w:b/>
+          <w:bCs/>
+        </w:rPr>
+        <w:t xml:space="preserve">Added by staff</w:t>
+      </w:r>
+      <w:r>
+        <w:t xml:space="preserve">, </w:t>
+      </w:r>
+      <w:r>
+        <w:rPr>
+          <w:b/>
+          <w:bCs/>
+        </w:rPr>
+        <w:t xml:space="preserve">Media Hub contact</w:t>
+      </w:r>
+      <w:r>
+        <w:t xml:space="preserve"> or </w:t>
+      </w:r>
+      <w:r>
+        <w:rPr>
+          <w:b/>
+          <w:bCs/>
+        </w:rPr>
+        <w:t xml:space="preserve">Added to a media list by staff</w:t>
+      </w:r>
+      <w:r>
+        <w:t xml:space="preserve">.</w:t>
+      </w:r>
+    </w:p>
+    <w:p>
+      <w:pPr>
+        <w:pStyle w:val="ListParagraph"/>
+        <w:numPr>
+          <w:ilvl w:val="0"/>
+          <w:numId w:val="1"/>
+        </w:numPr>
+      </w:pPr>
+      <w:r>
+        <w:rPr>
+          <w:b/>
+          <w:bCs/>
+        </w:rPr>
+        <w:t xml:space="preserve">Media lists</w:t>
+      </w:r>
+      <w:r>
+        <w:t xml:space="preserve"> names the media lists they are on.</w:t>
+      </w:r>
+    </w:p>
+    <w:p>
+      <w:pPr>
+        <w:pStyle w:val="ListParagraph"/>
+        <w:numPr>
+          <w:ilvl w:val="0"/>
+          <w:numId w:val="1"/>
+        </w:numPr>
+      </w:pPr>
+      <w:r>
+        <w:rPr>
+          <w:b/>
+          <w:bCs/>
+        </w:rPr>
+        <w:t xml:space="preserve">Bounced emails counted (last 15 days)</w:t>
+      </w:r>
+      <w:r>
+        <w:t xml:space="preserve"> appears once an email to them has bounced. When their last 10 emails within 15 days have all bounced because the address doesn't work, they are disabled. A media list member is flagged </w:t>
+      </w:r>
+      <w:r>
+        <w:rPr>
+          <w:b/>
+          <w:bCs/>
+        </w:rPr>
+        <w:t xml:space="preserve">Bouncing</w:t>
+      </w:r>
+      <w:r>
+        <w:t xml:space="preserve"> instead, and is still sent email.</w:t>
+      </w:r>
+    </w:p>
+    <w:p>
+      <w:pPr>
+        <w:pStyle w:val="ListParagraph"/>
+        <w:numPr>
+          <w:ilvl w:val="0"/>
+          <w:numId w:val="1"/>
+        </w:numPr>
+      </w:pPr>
+      <w:r>
+        <w:rPr>
+          <w:b/>
+          <w:bCs/>
+        </w:rPr>
+        <w:t xml:space="preserve">Preferences</w:t>
+      </w:r>
+      <w:r>
+        <w:t xml:space="preserve">, for </w:t>
+      </w:r>
+      <w:r>
+        <w:rPr>
+          <w:b/>
+          <w:bCs/>
+        </w:rPr>
+        <w:t xml:space="preserve">Active</w:t>
+      </w:r>
+      <w:r>
+        <w:t xml:space="preserve"> and </w:t>
+      </w:r>
+      <w:r>
+        <w:rPr>
+          <w:b/>
+          <w:bCs/>
+        </w:rPr>
+        <w:t xml:space="preserve">Disabled</w:t>
+      </w:r>
+      <w:r>
+        <w:t xml:space="preserve"> subscribers, shows their timing, and </w:t>
+      </w:r>
+      <w:r>
+        <w:rPr>
+          <w:b/>
+          <w:bCs/>
+        </w:rPr>
+        <w:t xml:space="preserve">All news</w:t>
+      </w:r>
+      <w:r>
+        <w:t xml:space="preserve"> or the lists they chose. </w:t>
+      </w:r>
+      <w:r>
+        <w:rPr>
+          <w:b/>
+          <w:bCs/>
+        </w:rPr>
+        <w:t xml:space="preserve">None (media lists only)</w:t>
+      </w:r>
+      <w:r>
+        <w:t xml:space="preserve"> means they are here only for media lists.</w:t>
+      </w:r>
+    </w:p>
+    <w:p>
+      <w:pPr>
+        <w:pStyle w:val="ListParagraph"/>
+        <w:numPr>
+          <w:ilvl w:val="0"/>
+          <w:numId w:val="1"/>
+        </w:numPr>
+      </w:pPr>
+      <w:r>
+        <w:t xml:space="preserve">A deleted or unsubscribed record says "Unsubscribed or deleted on" and the date and time.</w:t>
+      </w:r>
+    </w:p>
+    <w:p>
+      <w:pPr>
+        <w:pStyle w:val="Heading2"/>
+      </w:pPr>
+      <w:r>
+        <w:t xml:space="preserve">See their history</w:t>
+      </w:r>
+    </w:p>
+    <w:p>
+      <w:pPr>
+        <w:spacing w:after="120"/>
+      </w:pPr>
+      <w:r>
+        <w:t xml:space="preserve">Choose </w:t>
+      </w:r>
+      <w:r>
+        <w:rPr>
+          <w:b/>
+          <w:bCs/>
+        </w:rPr>
+        <w:t xml:space="preserve">History</w:t>
+      </w:r>
+      <w:r>
+        <w:t xml:space="preserve"> on their record. </w:t>
+      </w:r>
+      <w:r>
+        <w:rPr>
+          <w:b/>
+          <w:bCs/>
+        </w:rPr>
+        <w:t xml:space="preserve">Back to subscriber</w:t>
+      </w:r>
+      <w:r>
+        <w:t xml:space="preserve"> returns you to it.</w:t>
+      </w:r>
+    </w:p>
+    <w:p>
+      <w:pPr>
+        <w:spacing w:after="120"/>
+      </w:pPr>
+      <w:r>
+        <w:t xml:space="preserve">Each change shows </w:t>
+      </w:r>
+      <w:r>
+        <w:rPr>
+          <w:b/>
+          <w:bCs/>
+        </w:rPr>
+        <w:t xml:space="preserve">When</w:t>
+      </w:r>
+      <w:r>
+        <w:t xml:space="preserve">, </w:t>
+      </w:r>
+      <w:r>
+        <w:rPr>
+          <w:b/>
+          <w:bCs/>
+        </w:rPr>
+        <w:t xml:space="preserve">What</w:t>
+      </w:r>
+      <w:r>
+        <w:t xml:space="preserve">, </w:t>
+      </w:r>
+      <w:r>
+        <w:rPr>
+          <w:b/>
+          <w:bCs/>
+        </w:rPr>
+        <w:t xml:space="preserve">Who</w:t>
+      </w:r>
+      <w:r>
+        <w:t xml:space="preserve"> and </w:t>
+      </w:r>
+      <w:r>
+        <w:rPr>
+          <w:b/>
+          <w:bCs/>
+        </w:rPr>
+        <w:t xml:space="preserve">Detail</w:t>
+      </w:r>
+      <w:r>
+        <w:t xml:space="preserve">. In </w:t>
+      </w:r>
+      <w:r>
+        <w:rPr>
+          <w:b/>
+          <w:bCs/>
+        </w:rPr>
+        <w:t xml:space="preserve">Who</w:t>
+      </w:r>
+      <w:r>
+        <w:t xml:space="preserve">:</w:t>
+      </w:r>
+    </w:p>
+    <w:p>
+      <w:pPr>
+        <w:pStyle w:val="ListParagraph"/>
+        <w:numPr>
+          <w:ilvl w:val="0"/>
+          <w:numId w:val="1"/>
+        </w:numPr>
+      </w:pPr>
+      <w:r>
+        <w:t xml:space="preserve">"Subscriber" means the person did it themselves;</w:t>
+      </w:r>
+    </w:p>
+    <w:p>
+      <w:pPr>
+        <w:pStyle w:val="ListParagraph"/>
+        <w:numPr>
+          <w:ilvl w:val="0"/>
+          <w:numId w:val="1"/>
+        </w:numPr>
+      </w:pPr>
+      <w:r>
+        <w:t xml:space="preserve">a staff member's name means that person did it in the Hub;</w:t>
+      </w:r>
+    </w:p>
+    <w:p>
+      <w:pPr>
+        <w:pStyle w:val="ListParagraph"/>
+        <w:numPr>
+          <w:ilvl w:val="0"/>
+          <w:numId w:val="1"/>
+        </w:numPr>
+      </w:pPr>
+      <w:r>
+        <w:t xml:space="preserve">"Bounce processing" and "Media Hub sync" are automatic;</w:t>
+      </w:r>
+    </w:p>
+    <w:p>
+      <w:pPr>
+        <w:pStyle w:val="ListParagraph"/>
+        <w:numPr>
+          <w:ilvl w:val="0"/>
+          <w:numId w:val="1"/>
+        </w:numPr>
+      </w:pPr>
+      <w:r>
+        <w:t xml:space="preserve">"Admin API" means a system tool made the change, not a person using the Hub.</w:t>
+      </w:r>
+    </w:p>
+    <w:p>
+      <w:pPr>
+        <w:spacing w:after="120"/>
+      </w:pPr>
+      <w:r>
+        <w:t xml:space="preserve">If there are more than 500 changes, you see "Showing the most recent 500 entries."</w:t>
+      </w:r>
+    </w:p>
+    <w:p>
+      <w:pPr>
+        <w:pStyle w:val="Heading2"/>
+      </w:pPr>
+      <w:r>
+        <w:t xml:space="preserve">Can't do this?</w:t>
+      </w:r>
+    </w:p>
+    <w:tbl>
+      <w:tblPr>
+        <w:tblW w:type="pct" w:w="5000"/>
+        <w:tblBorders>
+          <w:top w:val="single" w:color="auto" w:sz="4"/>
+          <w:left w:val="single" w:color="auto" w:sz="4"/>
+          <w:bottom w:val="single" w:color="auto" w:sz="4"/>
+          <w:right w:val="single" w:color="auto" w:sz="4"/>
+          <w:insideH w:val="single" w:color="auto" w:sz="4"/>
+          <w:insideV w:val="single" w:color="auto" w:sz="4"/>
+        </w:tblBorders>
+      </w:tblPr>
+      <w:tblGrid>
+        <w:gridCol w:w="4513"/>
+        <w:gridCol w:w="4513"/>
+      </w:tblGrid>
+      <w:tr>
+        <w:trPr>
+          <w:tblHeader/>
+        </w:trPr>
+        <w:tc>
+          <w:tcPr>
+            <w:shd w:fill="E8EEF5" w:val="clear"/>
+          </w:tcPr>
+          <w:p>
+            <w:r>
+              <w:rPr>
+                <w:b/>
+                <w:bCs/>
+              </w:rPr>
+              <w:t xml:space="preserve">Message</w:t>
+            </w:r>
+          </w:p>
+        </w:tc>
+        <w:tc>
+          <w:tcPr>
+            <w:shd w:fill="E8EEF5" w:val="clear"/>
+          </w:tcPr>
+          <w:p>
+            <w:r>
+              <w:rPr>
+                <w:b/>
+                <w:bCs/>
+              </w:rPr>
+              <w:t xml:space="preserve">What it means</w:t>
+            </w:r>
+          </w:p>
+        </w:tc>
+      </w:tr>
+      <w:tr>
+        <w:tc>
+          <w:p>
+            <w:r>
+              <w:t xml:space="preserve">"No subscribers match."</w:t>
+            </w:r>
+          </w:p>
+        </w:tc>
+        <w:tc>
+          <w:p>
+            <w:r>
+              <w:t xml:space="preserve">Nobody's address contains what you typed, with that status. Try fewer letters, or </w:t>
+            </w:r>
+            <w:r>
+              <w:rPr>
+                <w:b/>
+                <w:bCs/>
+              </w:rPr>
+              <w:t xml:space="preserve">All</w:t>
+            </w:r>
+            <w:r>
+              <w:t xml:space="preserve">.</w:t>
+            </w:r>
+          </w:p>
+        </w:tc>
+      </w:tr>
+      <w:tr>
+        <w:tc>
+          <w:p>
+            <w:r>
+              <w:t xml:space="preserve">"Subscriber not found."</w:t>
+            </w:r>
+          </w:p>
+        </w:tc>
+        <w:tc>
+          <w:p>
+            <w:r>
+              <w:t xml:space="preserve">The record has been removed for good, or the address in your browser is wrong.</w:t>
+            </w:r>
+          </w:p>
+        </w:tc>
+      </w:tr>
+      <w:tr>
+        <w:tc>
+          <w:p>
+            <w:r>
+              <w:t xml:space="preserve">"Couldn't load subscribers." or "Couldn't load this subscriber's history."</w:t>
+            </w:r>
+          </w:p>
+        </w:tc>
+        <w:tc>
+          <w:p>
+            <w:r>
+              <w:t xml:space="preserve">Reload the page.</w:t>
+            </w:r>
+          </w:p>
+        </w:tc>
+      </w:tr>
+    </w:tbl>
+    <w:p/>
+    <w:p>
+      <w:pPr>
+        <w:pStyle w:val="Heading1"/>
+      </w:pPr>
+      <w:bookmarkStart w:name="section_4" w:id="4"/>
+      <w:r>
+        <w:t xml:space="preserve">Media lists</w:t>
+      </w:r>
+      <w:bookmarkEnd w:id="4"/>
+    </w:p>
+    <w:p>
+      <w:pPr>
+        <w:spacing w:after="120"/>
+      </w:pPr>
+      <w:r>
+        <w:rPr>
+          <w:b/>
+          <w:bCs/>
+        </w:rPr>
+        <w:t xml:space="preserve">Who this is for:</w:t>
+      </w:r>
+      <w:r>
+        <w:t xml:space="preserve"> Subscribers viewers (NoD.Viewer).</w:t>
+      </w:r>
+    </w:p>
+    <w:p>
+      <w:pPr>
+        <w:spacing w:after="120"/>
+      </w:pPr>
+      <w:r>
+        <w:rPr>
+          <w:b/>
+          <w:bCs/>
+        </w:rPr>
+        <w:t xml:space="preserve">Media lists</w:t>
+      </w:r>
+      <w:r>
+        <w:t xml:space="preserve"> holds the reporters on each media list. Release editors pick these lists on a release, and every member gets the full-text media version.</w:t>
+      </w:r>
+    </w:p>
+    <w:p>
+      <w:pPr>
+        <w:spacing w:after="120"/>
+      </w:pPr>
+      <w:r>
+        <w:t xml:space="preserve">The table shows each list's </w:t>
+      </w:r>
+      <w:r>
+        <w:rPr>
+          <w:b/>
+          <w:bCs/>
+        </w:rPr>
+        <w:t xml:space="preserve">Members</w:t>
+      </w:r>
+      <w:r>
+        <w:t xml:space="preserve">, how many </w:t>
+      </w:r>
+      <w:r>
+        <w:rPr>
+          <w:b/>
+          <w:bCs/>
+        </w:rPr>
+        <w:t xml:space="preserve">Need attention</w:t>
+      </w:r>
+      <w:r>
+        <w:t xml:space="preserve">, and its </w:t>
+      </w:r>
+      <w:r>
+        <w:rPr>
+          <w:b/>
+          <w:bCs/>
+        </w:rPr>
+        <w:t xml:space="preserve">Status</w:t>
+      </w:r>
+      <w:r>
+        <w:t xml:space="preserve">. A </w:t>
+      </w:r>
+      <w:r>
+        <w:rPr>
+          <w:b/>
+          <w:bCs/>
+        </w:rPr>
+        <w:t xml:space="preserve">Retired</w:t>
+      </w:r>
+      <w:r>
+        <w:t xml:space="preserve"> list can't be put on a release, and nothing is sent to it.</w:t>
+      </w:r>
+    </w:p>
+    <w:p>
+      <w:pPr>
+        <w:pStyle w:val="Heading2"/>
+      </w:pPr>
+      <w:r>
+        <w:t xml:space="preserve">See who is on a list</w:t>
+      </w:r>
+    </w:p>
+    <w:p>
+      <w:pPr>
+        <w:pStyle w:val="ListParagraph"/>
+        <w:numPr>
+          <w:ilvl w:val="0"/>
+          <w:numId w:val="3"/>
+        </w:numPr>
+      </w:pPr>
+      <w:r>
+        <w:t xml:space="preserve">Choose a list's name. The list opens.</w:t>
+      </w:r>
+    </w:p>
+    <w:p>
+      <w:pPr>
+        <w:pStyle w:val="ListParagraph"/>
+        <w:numPr>
+          <w:ilvl w:val="0"/>
+          <w:numId w:val="3"/>
+        </w:numPr>
+      </w:pPr>
+      <w:r>
+        <w:t xml:space="preserve">Read the members. Each shows their </w:t>
+      </w:r>
+      <w:r>
+        <w:rPr>
+          <w:b/>
+          <w:bCs/>
+        </w:rPr>
+        <w:t xml:space="preserve">Email</w:t>
+      </w:r>
+      <w:r>
+        <w:t xml:space="preserve">, their </w:t>
+      </w:r>
+      <w:r>
+        <w:rPr>
+          <w:b/>
+          <w:bCs/>
+        </w:rPr>
+        <w:t xml:space="preserve">Source</w:t>
+      </w:r>
+      <w:r>
+        <w:t xml:space="preserve"> (</w:t>
+      </w:r>
+      <w:r>
+        <w:rPr>
+          <w:b/>
+          <w:bCs/>
+        </w:rPr>
+        <w:t xml:space="preserve">Media Hub</w:t>
+      </w:r>
+      <w:r>
+        <w:t xml:space="preserve">, </w:t>
+      </w:r>
+      <w:r>
+        <w:rPr>
+          <w:b/>
+          <w:bCs/>
+        </w:rPr>
+        <w:t xml:space="preserve">Added by hand</w:t>
+      </w:r>
+      <w:r>
+        <w:t xml:space="preserve"> or </w:t>
+      </w:r>
+      <w:r>
+        <w:rPr>
+          <w:b/>
+          <w:bCs/>
+        </w:rPr>
+        <w:t xml:space="preserve">Subscriber</w:t>
+      </w:r>
+      <w:r>
+        <w:t xml:space="preserve">) and any problem under </w:t>
+      </w:r>
+      <w:r>
+        <w:rPr>
+          <w:b/>
+          <w:bCs/>
+        </w:rPr>
+        <w:t xml:space="preserve">Needs attention</w:t>
+      </w:r>
+      <w:r>
+        <w:t xml:space="preserve">.</w:t>
+      </w:r>
+    </w:p>
+    <w:p>
+      <w:pPr>
+        <w:pStyle w:val="ListParagraph"/>
+        <w:numPr>
+          <w:ilvl w:val="0"/>
+          <w:numId w:val="3"/>
+        </w:numPr>
+      </w:pPr>
+      <w:r>
+        <w:t xml:space="preserve">Choose an address to open that subscriber's record.</w:t>
+      </w:r>
+    </w:p>
+    <w:p>
+      <w:pPr>
+        <w:spacing w:after="120"/>
+      </w:pPr>
+      <w:r>
+        <w:rPr>
+          <w:b/>
+          <w:bCs/>
+        </w:rPr>
+        <w:t xml:space="preserve">All media lists</w:t>
+      </w:r>
+      <w:r>
+        <w:t xml:space="preserve"> takes you back.</w:t>
+      </w:r>
+    </w:p>
+    <w:p>
+      <w:pPr>
+        <w:pStyle w:val="Heading2"/>
+      </w:pPr>
+      <w:r>
+        <w:t xml:space="preserve">Needs attention</w:t>
+      </w:r>
+    </w:p>
+    <w:tbl>
+      <w:tblPr>
+        <w:tblW w:type="pct" w:w="5000"/>
+        <w:tblBorders>
+          <w:top w:val="single" w:color="auto" w:sz="4"/>
+          <w:left w:val="single" w:color="auto" w:sz="4"/>
+          <w:bottom w:val="single" w:color="auto" w:sz="4"/>
+          <w:right w:val="single" w:color="auto" w:sz="4"/>
+          <w:insideH w:val="single" w:color="auto" w:sz="4"/>
+          <w:insideV w:val="single" w:color="auto" w:sz="4"/>
+        </w:tblBorders>
+      </w:tblPr>
+      <w:tblGrid>
+        <w:gridCol w:w="4513"/>
+        <w:gridCol w:w="4513"/>
+      </w:tblGrid>
+      <w:tr>
+        <w:trPr>
+          <w:tblHeader/>
+        </w:trPr>
+        <w:tc>
+          <w:tcPr>
+            <w:shd w:fill="E8EEF5" w:val="clear"/>
+          </w:tcPr>
+          <w:p>
+            <w:r>
+              <w:rPr>
+                <w:b/>
+                <w:bCs/>
+              </w:rPr>
+              <w:t xml:space="preserve">Reason</w:t>
+            </w:r>
+          </w:p>
+        </w:tc>
+        <w:tc>
+          <w:tcPr>
+            <w:shd w:fill="E8EEF5" w:val="clear"/>
+          </w:tcPr>
+          <w:p>
+            <w:r>
+              <w:rPr>
+                <w:b/>
+                <w:bCs/>
+              </w:rPr>
+              <w:t xml:space="preserve">What happened</w:t>
+            </w:r>
+          </w:p>
+        </w:tc>
+      </w:tr>
+      <w:tr>
+        <w:tc>
+          <w:p>
+            <w:r>
+              <w:rPr>
+                <w:b/>
+                <w:bCs/>
+              </w:rPr>
+              <w:t xml:space="preserve">Bouncing</w:t>
+            </w:r>
+          </w:p>
+        </w:tc>
+        <w:tc>
+          <w:p>
+            <w:r>
+              <w:t xml:space="preserve">Their last 10 emails in 15 days all bounced. They are still on the list and still sent email.</w:t>
+            </w:r>
+          </w:p>
+        </w:tc>
+      </w:tr>
+      <w:tr>
+        <w:tc>
+          <w:p>
+            <w:r>
+              <w:rPr>
+                <w:b/>
+                <w:bCs/>
+              </w:rPr>
+              <w:t xml:space="preserve">Media Hub email removed</w:t>
+            </w:r>
+          </w:p>
+        </w:tc>
+        <w:tc>
+          <w:p>
+            <w:r>
+              <w:t xml:space="preserve">The address they use was removed from their Media Hub contact.</w:t>
+            </w:r>
+          </w:p>
+        </w:tc>
+      </w:tr>
+      <w:tr>
+        <w:tc>
+          <w:p>
+            <w:r>
+              <w:rPr>
+                <w:b/>
+                <w:bCs/>
+              </w:rPr>
+              <w:t xml:space="preserve">Media Hub email belongs to another subscriber</w:t>
+            </w:r>
+          </w:p>
+        </w:tc>
+        <w:tc>
+          <w:p>
+            <w:r>
+              <w:t xml:space="preserve">Media Hub moved them to an address another record already has.</w:t>
+            </w:r>
+          </w:p>
+        </w:tc>
+      </w:tr>
+      <w:tr>
+        <w:tc>
+          <w:p>
+            <w:r>
+              <w:rPr>
+                <w:b/>
+                <w:bCs/>
+              </w:rPr>
+              <w:t xml:space="preserve">Media Hub email isn't valid</w:t>
+            </w:r>
+          </w:p>
+        </w:tc>
+        <w:tc>
+          <w:p>
+            <w:r>
+              <w:t xml:space="preserve">Media Hub has an address that isn't a real email address.</w:t>
+            </w:r>
+          </w:p>
+        </w:tc>
+      </w:tr>
+      <w:tr>
+        <w:tc>
+          <w:p>
+            <w:r>
+              <w:rPr>
+                <w:b/>
+                <w:bCs/>
+              </w:rPr>
+              <w:t xml:space="preserve">Media Hub email opted out of a media list this member is on</w:t>
+            </w:r>
+          </w:p>
+        </w:tc>
+        <w:tc>
+          <w:p>
+            <w:r>
+              <w:t xml:space="preserve">Media Hub moved them to an address that unsubscribed from one of their lists, so they were kept at their old address.</w:t>
+            </w:r>
+          </w:p>
+        </w:tc>
+      </w:tr>
+    </w:tbl>
+    <w:p/>
+    <w:p>
+      <w:pPr>
+        <w:spacing w:after="120"/>
+      </w:pPr>
+      <w:r>
+        <w:t xml:space="preserve">Subscribers editors fix these. Tell one, or Media Relations for a bouncing reporter.</w:t>
+      </w:r>
+    </w:p>
+    <w:p>
+      <w:pPr>
+        <w:pStyle w:val="Heading2"/>
+      </w:pPr>
+      <w:r>
+        <w:t xml:space="preserve">Left this list</w:t>
+      </w:r>
+    </w:p>
+    <w:p>
+      <w:pPr>
+        <w:spacing w:after="120"/>
+      </w:pPr>
+      <w:r>
+        <w:t xml:space="preserve">This section lists people who left the list, with when they left (</w:t>
+      </w:r>
+      <w:r>
+        <w:rPr>
+          <w:b/>
+          <w:bCs/>
+        </w:rPr>
+        <w:t xml:space="preserve">Left</w:t>
+      </w:r>
+      <w:r>
+        <w:t xml:space="preserve">) and whether they are </w:t>
+      </w:r>
+      <w:r>
+        <w:rPr>
+          <w:b/>
+          <w:bCs/>
+        </w:rPr>
+        <w:t xml:space="preserve">Back on the list</w:t>
+      </w:r>
+      <w:r>
+        <w:t xml:space="preserve">. The screen explains "They unsubscribed, or left it in the old system." Someone removed by staff in the Hub isn't listed. If more than 200 have left, you see "Showing the most recent 200."</w:t>
+      </w:r>
+    </w:p>
+    <w:p>
+      <w:pPr>
+        <w:pStyle w:val="Heading2"/>
+      </w:pPr>
+      <w:r>
+        <w:t xml:space="preserve">Media Hub sync</w:t>
+      </w:r>
+    </w:p>
+    <w:p>
+      <w:pPr>
+        <w:spacing w:after="120"/>
+      </w:pPr>
+      <w:r>
+        <w:t xml:space="preserve">Every night, News On Demand picks up changed Media Hub contacts. </w:t>
+      </w:r>
+      <w:r>
+        <w:rPr>
+          <w:b/>
+          <w:bCs/>
+        </w:rPr>
+        <w:t xml:space="preserve">Media Hub sync</w:t>
+      </w:r>
+      <w:r>
+        <w:t xml:space="preserve">, at the bottom of </w:t>
+      </w:r>
+      <w:r>
+        <w:rPr>
+          <w:b/>
+          <w:bCs/>
+        </w:rPr>
+        <w:t xml:space="preserve">Media lists</w:t>
+      </w:r>
+      <w:r>
+        <w:t xml:space="preserve">, shows when it last ran and what it changed, such as "60 changed contacts: 0 updated, 0 flagged, 0 removed, 0 skipped." Subscribers editors can run it sooner.</w:t>
+      </w:r>
+    </w:p>
+    <w:p>
+      <w:pPr>
+        <w:pStyle w:val="Heading2"/>
+      </w:pPr>
+      <w:r>
+        <w:t xml:space="preserve">Can't do this?</w:t>
+      </w:r>
+    </w:p>
+    <w:tbl>
+      <w:tblPr>
+        <w:tblW w:type="pct" w:w="5000"/>
+        <w:tblBorders>
+          <w:top w:val="single" w:color="auto" w:sz="4"/>
+          <w:left w:val="single" w:color="auto" w:sz="4"/>
+          <w:bottom w:val="single" w:color="auto" w:sz="4"/>
+          <w:right w:val="single" w:color="auto" w:sz="4"/>
+          <w:insideH w:val="single" w:color="auto" w:sz="4"/>
+          <w:insideV w:val="single" w:color="auto" w:sz="4"/>
+        </w:tblBorders>
+      </w:tblPr>
+      <w:tblGrid>
+        <w:gridCol w:w="4513"/>
+        <w:gridCol w:w="4513"/>
+      </w:tblGrid>
+      <w:tr>
+        <w:trPr>
+          <w:tblHeader/>
+        </w:trPr>
+        <w:tc>
+          <w:tcPr>
+            <w:shd w:fill="E8EEF5" w:val="clear"/>
+          </w:tcPr>
+          <w:p>
+            <w:r>
+              <w:rPr>
+                <w:b/>
+                <w:bCs/>
+              </w:rPr>
+              <w:t xml:space="preserve">Message</w:t>
+            </w:r>
+          </w:p>
+        </w:tc>
+        <w:tc>
+          <w:tcPr>
+            <w:shd w:fill="E8EEF5" w:val="clear"/>
+          </w:tcPr>
+          <w:p>
+            <w:r>
+              <w:rPr>
+                <w:b/>
+                <w:bCs/>
+              </w:rPr>
+              <w:t xml:space="preserve">What it means</w:t>
+            </w:r>
+          </w:p>
+        </w:tc>
+      </w:tr>
+      <w:tr>
+        <w:tc>
+          <w:p>
+            <w:r>
+              <w:t xml:space="preserve">"Couldn't load media lists." or "Couldn't load this media list."</w:t>
+            </w:r>
+          </w:p>
+        </w:tc>
+        <w:tc>
+          <w:p>
+            <w:r>
+              <w:t xml:space="preserve">Reload the page.</w:t>
+            </w:r>
+          </w:p>
+        </w:tc>
+      </w:tr>
+      <w:tr>
+        <w:tc>
+          <w:p>
+            <w:r>
+              <w:t xml:space="preserve">"There's no media list with that key."</w:t>
+            </w:r>
+          </w:p>
+        </w:tc>
+        <w:tc>
+          <w:p>
+            <w:r>
+              <w:t xml:space="preserve">The address in your browser is wrong. Go back to </w:t>
+            </w:r>
+            <w:r>
+              <w:rPr>
+                <w:b/>
+                <w:bCs/>
+              </w:rPr>
+              <w:t xml:space="preserve">Media lists</w:t>
+            </w:r>
+            <w:r>
+              <w:t xml:space="preserve">.</w:t>
+            </w:r>
+          </w:p>
+        </w:tc>
+      </w:tr>
+    </w:tbl>
+    <w:p/>
+    <w:p>
+      <w:pPr>
+        <w:pStyle w:val="Heading1"/>
+      </w:pPr>
+      <w:bookmarkStart w:name="section_5" w:id="5"/>
+      <w:r>
+        <w:t xml:space="preserve">Lists and categories</w:t>
+      </w:r>
+      <w:bookmarkEnd w:id="5"/>
+    </w:p>
+    <w:p>
+      <w:pPr>
+        <w:spacing w:after="120"/>
+      </w:pPr>
+      <w:r>
+        <w:rPr>
+          <w:b/>
+          <w:bCs/>
+        </w:rPr>
+        <w:t xml:space="preserve">Who this is for:</w:t>
+      </w:r>
+      <w:r>
+        <w:t xml:space="preserve"> Subscribers viewers (NoD.Viewer).</w:t>
+      </w:r>
+    </w:p>
+    <w:p>
+      <w:pPr>
+        <w:spacing w:after="120"/>
+      </w:pPr>
+      <w:r>
+        <w:rPr>
+          <w:b/>
+          <w:bCs/>
+        </w:rPr>
+        <w:t xml:space="preserve">Lists and categories</w:t>
+      </w:r>
+      <w:r>
+        <w:t xml:space="preserve"> shows every list people can subscribe to, how many active subscribers each one has, and whether it is offered. Subscribers administrators decide what is offered and in what order.</w:t>
+      </w:r>
+    </w:p>
+    <w:p>
+      <w:pPr>
+        <w:spacing w:after="120"/>
+      </w:pPr>
+      <w:r>
+        <w:t xml:space="preserve">At the top, </w:t>
+      </w:r>
+      <w:r>
+        <w:rPr>
+          <w:b/>
+          <w:bCs/>
+        </w:rPr>
+        <w:t xml:space="preserve">All news</w:t>
+      </w:r>
+      <w:r>
+        <w:t xml:space="preserve"> shows how many active subscribers chose all news. Under each category, such as </w:t>
+      </w:r>
+      <w:r>
+        <w:rPr>
+          <w:b/>
+          <w:bCs/>
+        </w:rPr>
+        <w:t xml:space="preserve">Ministries</w:t>
+      </w:r>
+      <w:r>
+        <w:t xml:space="preserve"> or </w:t>
+      </w:r>
+      <w:r>
+        <w:rPr>
+          <w:b/>
+          <w:bCs/>
+        </w:rPr>
+        <w:t xml:space="preserve">Tags</w:t>
+      </w:r>
+      <w:r>
+        <w:t xml:space="preserve">, each list shows </w:t>
+      </w:r>
+      <w:r>
+        <w:rPr>
+          <w:b/>
+          <w:bCs/>
+        </w:rPr>
+        <w:t xml:space="preserve">Active subscribers</w:t>
+      </w:r>
+      <w:r>
+        <w:t xml:space="preserve"> and </w:t>
+      </w:r>
+      <w:r>
+        <w:rPr>
+          <w:b/>
+          <w:bCs/>
+        </w:rPr>
+        <w:t xml:space="preserve">Offered</w:t>
+      </w:r>
+      <w:r>
+        <w:t xml:space="preserve">:</w:t>
+      </w:r>
+    </w:p>
+    <w:tbl>
+      <w:tblPr>
+        <w:tblW w:type="pct" w:w="5000"/>
+        <w:tblBorders>
+          <w:top w:val="single" w:color="auto" w:sz="4"/>
+          <w:left w:val="single" w:color="auto" w:sz="4"/>
+          <w:bottom w:val="single" w:color="auto" w:sz="4"/>
+          <w:right w:val="single" w:color="auto" w:sz="4"/>
+          <w:insideH w:val="single" w:color="auto" w:sz="4"/>
+          <w:insideV w:val="single" w:color="auto" w:sz="4"/>
+        </w:tblBorders>
+      </w:tblPr>
+      <w:tblGrid>
+        <w:gridCol w:w="4513"/>
+        <w:gridCol w:w="4513"/>
+      </w:tblGrid>
+      <w:tr>
+        <w:trPr>
+          <w:tblHeader/>
+        </w:trPr>
+        <w:tc>
+          <w:tcPr>
+            <w:shd w:fill="E8EEF5" w:val="clear"/>
+          </w:tcPr>
+          <w:p>
+            <w:r>
+              <w:rPr>
+                <w:b/>
+                <w:bCs/>
+              </w:rPr>
+              <w:t xml:space="preserve">Offered</w:t>
+            </w:r>
+          </w:p>
+        </w:tc>
+        <w:tc>
+          <w:tcPr>
+            <w:shd w:fill="E8EEF5" w:val="clear"/>
+          </w:tcPr>
+          <w:p>
+            <w:r>
+              <w:rPr>
+                <w:b/>
+                <w:bCs/>
+              </w:rPr>
+              <w:t xml:space="preserve">What it means</w:t>
+            </w:r>
+          </w:p>
+        </w:tc>
+      </w:tr>
+      <w:tr>
+        <w:tc>
+          <w:p>
+            <w:r>
+              <w:rPr>
+                <w:b/>
+                <w:bCs/>
+              </w:rPr>
+              <w:t xml:space="preserve">Yes</w:t>
+            </w:r>
+          </w:p>
+        </w:tc>
+        <w:tc>
+          <w:p>
+            <w:r>
+              <w:t xml:space="preserve">People can choose it on the public site.</w:t>
+            </w:r>
+          </w:p>
+        </w:tc>
+      </w:tr>
+      <w:tr>
+        <w:tc>
+          <w:p>
+            <w:r>
+              <w:rPr>
+                <w:b/>
+                <w:bCs/>
+              </w:rPr>
+              <w:t xml:space="preserve">No</w:t>
+            </w:r>
+          </w:p>
+        </w:tc>
+        <w:tc>
+          <w:p>
+            <w:r>
+              <w:t xml:space="preserve">A Subscribers administrator stopped offering it.</w:t>
+            </w:r>
+          </w:p>
+        </w:tc>
+      </w:tr>
+      <w:tr>
+        <w:tc>
+          <w:p>
+            <w:r>
+              <w:rPr>
+                <w:b/>
+                <w:bCs/>
+              </w:rPr>
+              <w:t xml:space="preserve">No (retired)</w:t>
+            </w:r>
+          </w:p>
+        </w:tc>
+        <w:tc>
+          <w:p>
+            <w:r>
+              <w:t xml:space="preserve">Core administrators retired it, such as a ministry that no longer exists. Its name shows "(retired)".</w:t>
+            </w:r>
+          </w:p>
+        </w:tc>
+      </w:tr>
+      <w:tr>
+        <w:tc>
+          <w:p>
+            <w:r>
+              <w:rPr>
+                <w:b/>
+                <w:bCs/>
+              </w:rPr>
+              <w:t xml:space="preserve">No (category not offered)</w:t>
+            </w:r>
+          </w:p>
+        </w:tc>
+        <w:tc>
+          <w:p>
+            <w:r>
+              <w:t xml:space="preserve">A Subscribers administrator stopped offering its whole category. The category says "Not offered to subscribers."</w:t>
+            </w:r>
+          </w:p>
+        </w:tc>
+      </w:tr>
+      <w:tr>
+        <w:tc>
+          <w:p>
+            <w:r>
+              <w:rPr>
+                <w:b/>
+                <w:bCs/>
+              </w:rPr>
+              <w:t xml:space="preserve">No (media list)</w:t>
+            </w:r>
+          </w:p>
+        </w:tc>
+        <w:tc>
+          <w:p>
+            <w:r>
+              <w:t xml:space="preserve">A media list. People never choose media lists themselves. See </w:t>
+            </w:r>
+            <w:hyperlink w:history="1" w:anchor="section_4">
+              <w:r>
+                <w:t xml:space="preserve">Media lists</w:t>
+              </w:r>
+            </w:hyperlink>
+            <w:r>
+              <w:t xml:space="preserve">.</w:t>
+            </w:r>
+          </w:p>
+        </w:tc>
+      </w:tr>
+    </w:tbl>
+    <w:p/>
+    <w:p>
+      <w:pPr>
+        <w:spacing w:after="120"/>
+      </w:pPr>
+      <w:r>
+        <w:t xml:space="preserve">A subscriber who already has a list that is no longer offered keeps it, and still gets its releases.</w:t>
+      </w:r>
+    </w:p>
+    <w:p>
+      <w:pPr>
+        <w:spacing w:after="120"/>
+      </w:pPr>
+      <w:r>
+        <w:t xml:space="preserve">Under each category the screen says who sets its names, such as "Names are set by Core administrators."</w:t>
+      </w:r>
+    </w:p>
+    <w:p>
+      <w:pPr>
+        <w:pStyle w:val="Heading1"/>
+      </w:pPr>
+      <w:bookmarkStart w:name="section_6" w:id="6"/>
+      <w:r>
+        <w:t xml:space="preserve">Reports</w:t>
+      </w:r>
+      <w:bookmarkEnd w:id="6"/>
+    </w:p>
+    <w:p>
+      <w:pPr>
+        <w:spacing w:after="120"/>
+      </w:pPr>
+      <w:r>
+        <w:rPr>
+          <w:b/>
+          <w:bCs/>
+        </w:rPr>
+        <w:t xml:space="preserve">Who this is for:</w:t>
+      </w:r>
+      <w:r>
+        <w:t xml:space="preserve"> Subscribers viewers (NoD.Viewer).</w:t>
+      </w:r>
+    </w:p>
+    <w:p>
+      <w:pPr>
+        <w:spacing w:after="120"/>
+      </w:pPr>
+      <w:r>
+        <w:rPr>
+          <w:b/>
+          <w:bCs/>
+        </w:rPr>
+        <w:t xml:space="preserve">Reports</w:t>
+      </w:r>
+      <w:r>
+        <w:t xml:space="preserve"> shows who receives what, who left, and what was sent. Dates and times are BC time.</w:t>
+      </w:r>
+    </w:p>
+    <w:tbl>
+      <w:tblPr>
+        <w:tblW w:type="pct" w:w="5000"/>
+        <w:tblBorders>
+          <w:top w:val="single" w:color="auto" w:sz="4"/>
+          <w:left w:val="single" w:color="auto" w:sz="4"/>
+          <w:bottom w:val="single" w:color="auto" w:sz="4"/>
+          <w:right w:val="single" w:color="auto" w:sz="4"/>
+          <w:insideH w:val="single" w:color="auto" w:sz="4"/>
+          <w:insideV w:val="single" w:color="auto" w:sz="4"/>
+        </w:tblBorders>
+      </w:tblPr>
+      <w:tblGrid>
+        <w:gridCol w:w="4513"/>
+        <w:gridCol w:w="4513"/>
+      </w:tblGrid>
+      <w:tr>
+        <w:trPr>
+          <w:tblHeader/>
+        </w:trPr>
+        <w:tc>
+          <w:tcPr>
+            <w:shd w:fill="E8EEF5" w:val="clear"/>
+          </w:tcPr>
+          <w:p>
+            <w:r>
+              <w:rPr>
+                <w:b/>
+                <w:bCs/>
+              </w:rPr>
+              <w:t xml:space="preserve">Report</w:t>
+            </w:r>
+          </w:p>
+        </w:tc>
+        <w:tc>
+          <w:tcPr>
+            <w:shd w:fill="E8EEF5" w:val="clear"/>
+          </w:tcPr>
+          <w:p>
+            <w:r>
+              <w:rPr>
+                <w:b/>
+                <w:bCs/>
+              </w:rPr>
+              <w:t xml:space="preserve">What it shows</w:t>
+            </w:r>
+          </w:p>
+        </w:tc>
+      </w:tr>
+      <w:tr>
+        <w:tc>
+          <w:p>
+            <w:r>
+              <w:rPr>
+                <w:b/>
+                <w:bCs/>
+              </w:rPr>
+              <w:t xml:space="preserve">Active subscribers by list</w:t>
+            </w:r>
+          </w:p>
+        </w:tc>
+        <w:tc>
+          <w:p>
+            <w:r>
+              <w:t xml:space="preserve">How many active subscribers each list has now, split by timing. </w:t>
+            </w:r>
+            <w:r>
+              <w:rPr>
+                <w:b/>
+                <w:bCs/>
+              </w:rPr>
+              <w:t xml:space="preserve">Show members</w:t>
+            </w:r>
+            <w:r>
+              <w:t xml:space="preserve"> lists the people on one list.</w:t>
+            </w:r>
+          </w:p>
+        </w:tc>
+      </w:tr>
+      <w:tr>
+        <w:tc>
+          <w:p>
+            <w:r>
+              <w:rPr>
+                <w:b/>
+                <w:bCs/>
+              </w:rPr>
+              <w:t xml:space="preserve">Recent unsubscribes</w:t>
+            </w:r>
+          </w:p>
+        </w:tc>
+        <w:tc>
+          <w:p>
+            <w:r>
+              <w:t xml:space="preserve">Everyone who unsubscribed, or was deleted by staff, in the last 90 days.</w:t>
+            </w:r>
+          </w:p>
+        </w:tc>
+      </w:tr>
+      <w:tr>
+        <w:tc>
+          <w:p>
+            <w:r>
+              <w:rPr>
+                <w:b/>
+                <w:bCs/>
+              </w:rPr>
+              <w:t xml:space="preserve">Sends per release</w:t>
+            </w:r>
+          </w:p>
+        </w:tc>
+        <w:tc>
+          <w:p>
+            <w:r>
+              <w:t xml:space="preserve">For each release or alert published in the dates you choose, the as-it-happens and media list emails.</w:t>
+            </w:r>
+          </w:p>
+        </w:tc>
+      </w:tr>
+      <w:tr>
+        <w:tc>
+          <w:p>
+            <w:r>
+              <w:rPr>
+                <w:b/>
+                <w:bCs/>
+              </w:rPr>
+              <w:t xml:space="preserve">Daily digest runs</w:t>
+            </w:r>
+          </w:p>
+        </w:tc>
+        <w:tc>
+          <w:p>
+            <w:r>
+              <w:t xml:space="preserve">Each 5:00 pm digest: how many subscribers and emails.</w:t>
+            </w:r>
+          </w:p>
+        </w:tc>
+      </w:tr>
+      <w:tr>
+        <w:tc>
+          <w:p>
+            <w:r>
+              <w:rPr>
+                <w:b/>
+                <w:bCs/>
+              </w:rPr>
+              <w:t xml:space="preserve">Distribution sent and bounced</w:t>
+            </w:r>
+          </w:p>
+        </w:tc>
+        <w:tc>
+          <w:p>
+            <w:r>
+              <w:t xml:space="preserve">Every email sent from any app, by day and sender.</w:t>
+            </w:r>
+          </w:p>
+        </w:tc>
+      </w:tr>
+    </w:tbl>
+    <w:p/>
+    <w:p>
+      <w:pPr>
+        <w:pStyle w:val="Heading2"/>
+      </w:pPr>
+      <w:r>
+        <w:t xml:space="preserve">Choose dates</w:t>
+      </w:r>
+    </w:p>
+    <w:p>
+      <w:pPr>
+        <w:spacing w:after="120"/>
+      </w:pPr>
+      <w:r>
+        <w:rPr>
+          <w:b/>
+          <w:bCs/>
+        </w:rPr>
+        <w:t xml:space="preserve">Sends per release</w:t>
+      </w:r>
+      <w:r>
+        <w:t xml:space="preserve">, </w:t>
+      </w:r>
+      <w:r>
+        <w:rPr>
+          <w:b/>
+          <w:bCs/>
+        </w:rPr>
+        <w:t xml:space="preserve">Daily digest runs</w:t>
+      </w:r>
+      <w:r>
+        <w:t xml:space="preserve"> and </w:t>
+      </w:r>
+      <w:r>
+        <w:rPr>
+          <w:b/>
+          <w:bCs/>
+        </w:rPr>
+        <w:t xml:space="preserve">Distribution sent and bounced</w:t>
+      </w:r>
+      <w:r>
+        <w:t xml:space="preserve"> cover the last 30 days at first.</w:t>
+      </w:r>
+    </w:p>
+    <w:p>
+      <w:pPr>
+        <w:pStyle w:val="ListParagraph"/>
+        <w:numPr>
+          <w:ilvl w:val="0"/>
+          <w:numId w:val="4"/>
+        </w:numPr>
+      </w:pPr>
+      <w:r>
+        <w:t xml:space="preserve">Enter </w:t>
+      </w:r>
+      <w:r>
+        <w:rPr>
+          <w:b/>
+          <w:bCs/>
+        </w:rPr>
+        <w:t xml:space="preserve">From (BC date)</w:t>
+      </w:r>
+      <w:r>
+        <w:t xml:space="preserve"> and </w:t>
+      </w:r>
+      <w:r>
+        <w:rPr>
+          <w:b/>
+          <w:bCs/>
+        </w:rPr>
+        <w:t xml:space="preserve">To (BC date)</w:t>
+      </w:r>
+      <w:r>
+        <w:t xml:space="preserve">. Up to 92 days at a time.</w:t>
+      </w:r>
+    </w:p>
+    <w:p>
+      <w:pPr>
+        <w:pStyle w:val="ListParagraph"/>
+        <w:numPr>
+          <w:ilvl w:val="0"/>
+          <w:numId w:val="4"/>
+        </w:numPr>
+      </w:pPr>
+      <w:r>
+        <w:t xml:space="preserve">Choose </w:t>
+      </w:r>
+      <w:r>
+        <w:rPr>
+          <w:b/>
+          <w:bCs/>
+        </w:rPr>
+        <w:t xml:space="preserve">Show</w:t>
+      </w:r>
+      <w:r>
+        <w:t xml:space="preserve">.</w:t>
+      </w:r>
+    </w:p>
+    <w:p>
+      <w:pPr>
+        <w:spacing w:after="120"/>
+      </w:pPr>
+      <w:r>
+        <w:t xml:space="preserve">To go back to the last 30 days, clear both dates and choose </w:t>
+      </w:r>
+      <w:r>
+        <w:rPr>
+          <w:b/>
+          <w:bCs/>
+        </w:rPr>
+        <w:t xml:space="preserve">Show</w:t>
+      </w:r>
+      <w:r>
+        <w:t xml:space="preserve">. You can type new dates while a report is still loading.</w:t>
+      </w:r>
+    </w:p>
+    <w:p>
+      <w:pPr>
+        <w:pStyle w:val="Heading2"/>
+      </w:pPr>
+      <w:r>
+        <w:t xml:space="preserve">See who is on a list</w:t>
+      </w:r>
+    </w:p>
+    <w:p>
+      <w:pPr>
+        <w:pStyle w:val="ListParagraph"/>
+        <w:numPr>
+          <w:ilvl w:val="0"/>
+          <w:numId w:val="5"/>
+        </w:numPr>
+      </w:pPr>
+      <w:r>
+        <w:t xml:space="preserve">Open </w:t>
+      </w:r>
+      <w:r>
+        <w:rPr>
+          <w:b/>
+          <w:bCs/>
+        </w:rPr>
+        <w:t xml:space="preserve">Active subscribers by list</w:t>
+      </w:r>
+      <w:r>
+        <w:t xml:space="preserve">.</w:t>
+      </w:r>
+    </w:p>
+    <w:p>
+      <w:pPr>
+        <w:pStyle w:val="ListParagraph"/>
+        <w:numPr>
+          <w:ilvl w:val="0"/>
+          <w:numId w:val="5"/>
+        </w:numPr>
+      </w:pPr>
+      <w:r>
+        <w:t xml:space="preserve">Choose </w:t>
+      </w:r>
+      <w:r>
+        <w:rPr>
+          <w:b/>
+          <w:bCs/>
+        </w:rPr>
+        <w:t xml:space="preserve">Show members</w:t>
+      </w:r>
+      <w:r>
+        <w:t xml:space="preserve"> on the list's row. The members show below the counts.</w:t>
+      </w:r>
+    </w:p>
+    <w:p>
+      <w:pPr>
+        <w:pStyle w:val="ListParagraph"/>
+        <w:numPr>
+          <w:ilvl w:val="0"/>
+          <w:numId w:val="5"/>
+        </w:numPr>
+      </w:pPr>
+      <w:r>
+        <w:t xml:space="preserve">To narrow it, choose a </w:t>
+      </w:r>
+      <w:r>
+        <w:rPr>
+          <w:b/>
+          <w:bCs/>
+        </w:rPr>
+        <w:t xml:space="preserve">Timing</w:t>
+      </w:r>
+      <w:r>
+        <w:t xml:space="preserve">: </w:t>
+      </w:r>
+      <w:r>
+        <w:rPr>
+          <w:b/>
+          <w:bCs/>
+        </w:rPr>
+        <w:t xml:space="preserve">Any timing</w:t>
+      </w:r>
+      <w:r>
+        <w:t xml:space="preserve">, </w:t>
+      </w:r>
+      <w:r>
+        <w:rPr>
+          <w:b/>
+          <w:bCs/>
+        </w:rPr>
+        <w:t xml:space="preserve">As it happens</w:t>
+      </w:r>
+      <w:r>
+        <w:t xml:space="preserve"> or </w:t>
+      </w:r>
+      <w:r>
+        <w:rPr>
+          <w:b/>
+          <w:bCs/>
+        </w:rPr>
+        <w:t xml:space="preserve">Daily digest</w:t>
+      </w:r>
+      <w:r>
+        <w:t xml:space="preserve">.</w:t>
+      </w:r>
+    </w:p>
+    <w:p>
+      <w:pPr>
+        <w:spacing w:after="120"/>
+      </w:pPr>
+      <w:r>
+        <w:t xml:space="preserve">Choose an address to open that subscriber's record.</w:t>
+      </w:r>
+    </w:p>
+    <w:p>
+      <w:pPr>
+        <w:pStyle w:val="Heading2"/>
+      </w:pPr>
+      <w:r>
+        <w:t xml:space="preserve">Download a CSV</w:t>
+      </w:r>
+    </w:p>
+    <w:p>
+      <w:pPr>
+        <w:spacing w:after="120"/>
+      </w:pPr>
+      <w:r>
+        <w:t xml:space="preserve">Each report has a link to download it as a CSV file that opens in Excel, such as </w:t>
+      </w:r>
+      <w:r>
+        <w:rPr>
+          <w:b/>
+          <w:bCs/>
+        </w:rPr>
+        <w:t xml:space="preserve">Download (CSV)</w:t>
+      </w:r>
+      <w:r>
+        <w:t xml:space="preserve">, </w:t>
+      </w:r>
+      <w:r>
+        <w:rPr>
+          <w:b/>
+          <w:bCs/>
+        </w:rPr>
+        <w:t xml:space="preserve">Download counts (CSV)</w:t>
+      </w:r>
+      <w:r>
+        <w:t xml:space="preserve"> or </w:t>
+      </w:r>
+      <w:r>
+        <w:rPr>
+          <w:b/>
+          <w:bCs/>
+        </w:rPr>
+        <w:t xml:space="preserve">Download daily counts (CSV)</w:t>
+      </w:r>
+      <w:r>
+        <w:t xml:space="preserve">.</w:t>
+      </w:r>
+    </w:p>
+    <w:p>
+      <w:pPr>
+        <w:spacing w:after="120"/>
+      </w:pPr>
+      <w:r>
+        <w:t xml:space="preserve">You can't download email addresses. </w:t>
+      </w:r>
+      <w:r>
+        <w:rPr>
+          <w:b/>
+          <w:bCs/>
+        </w:rPr>
+        <w:t xml:space="preserve">Reports</w:t>
+      </w:r>
+      <w:r>
+        <w:t xml:space="preserve"> says "CSV files with email addresses are for News On Demand editors and administrators." If your work needs a file of addresses, ask a Subscribers editor.</w:t>
+      </w:r>
+    </w:p>
+    <w:p>
+      <w:pPr>
+        <w:pStyle w:val="Heading2"/>
+      </w:pPr>
+      <w:r>
+        <w:t xml:space="preserve">Read the numbers</w:t>
+      </w:r>
+    </w:p>
+    <w:p>
+      <w:pPr>
+        <w:pStyle w:val="ListParagraph"/>
+        <w:numPr>
+          <w:ilvl w:val="0"/>
+          <w:numId w:val="1"/>
+        </w:numPr>
+      </w:pPr>
+      <w:r>
+        <w:rPr>
+          <w:b/>
+          <w:bCs/>
+        </w:rPr>
+        <w:t xml:space="preserve">Handed off, not bounced</w:t>
+      </w:r>
+      <w:r>
+        <w:t xml:space="preserve"> counts emails handed to Distribution, the sending service, less bounces. It is not proof of delivery. An email still queued, or one Distribution failed to send, still counts.</w:t>
+      </w:r>
+    </w:p>
+    <w:p>
+      <w:pPr>
+        <w:pStyle w:val="ListParagraph"/>
+        <w:numPr>
+          <w:ilvl w:val="0"/>
+          <w:numId w:val="1"/>
+        </w:numPr>
+      </w:pPr>
+      <w:r>
+        <w:rPr>
+          <w:b/>
+          <w:bCs/>
+        </w:rPr>
+        <w:t xml:space="preserve">Not sent</w:t>
+      </w:r>
+      <w:r>
+        <w:t xml:space="preserve"> means not yet handed off, including a send still going out.</w:t>
+      </w:r>
+    </w:p>
+    <w:p>
+      <w:pPr>
+        <w:pStyle w:val="ListParagraph"/>
+        <w:numPr>
+          <w:ilvl w:val="0"/>
+          <w:numId w:val="1"/>
+        </w:numPr>
+      </w:pPr>
+      <w:r>
+        <w:t xml:space="preserve">Daily digest emails are counted in </w:t>
+      </w:r>
+      <w:r>
+        <w:rPr>
+          <w:b/>
+          <w:bCs/>
+        </w:rPr>
+        <w:t xml:space="preserve">Daily digest runs</w:t>
+      </w:r>
+      <w:r>
+        <w:t xml:space="preserve">, once for each subscriber, not in </w:t>
+      </w:r>
+      <w:r>
+        <w:rPr>
+          <w:b/>
+          <w:bCs/>
+        </w:rPr>
+        <w:t xml:space="preserve">Sends per release</w:t>
+      </w:r>
+      <w:r>
+        <w:t xml:space="preserve">.</w:t>
+      </w:r>
+    </w:p>
+    <w:p>
+      <w:pPr>
+        <w:pStyle w:val="ListParagraph"/>
+        <w:numPr>
+          <w:ilvl w:val="0"/>
+          <w:numId w:val="1"/>
+        </w:numPr>
+      </w:pPr>
+      <w:r>
+        <w:rPr>
+          <w:b/>
+          <w:bCs/>
+        </w:rPr>
+        <w:t xml:space="preserve">Items in window</w:t>
+      </w:r>
+      <w:r>
+        <w:t xml:space="preserve"> on </w:t>
+      </w:r>
+      <w:r>
+        <w:rPr>
+          <w:b/>
+          <w:bCs/>
+        </w:rPr>
+        <w:t xml:space="preserve">Daily digest runs</w:t>
+      </w:r>
+      <w:r>
+        <w:t xml:space="preserve"> is worked out when you open the report. A release withdrawn since the run no longer counts, so an older run's number can go down.</w:t>
+      </w:r>
+    </w:p>
+    <w:p>
+      <w:pPr>
+        <w:pStyle w:val="ListParagraph"/>
+        <w:numPr>
+          <w:ilvl w:val="0"/>
+          <w:numId w:val="1"/>
+        </w:numPr>
+      </w:pPr>
+      <w:r>
+        <w:rPr>
+          <w:b/>
+          <w:bCs/>
+        </w:rPr>
+        <w:t xml:space="preserve">Distribution sent and bounced</w:t>
+      </w:r>
+      <w:r>
+        <w:t xml:space="preserve"> won't match the other two reports. It counts by the day it sent, has its own </w:t>
+      </w:r>
+      <w:r>
+        <w:rPr>
+          <w:b/>
+          <w:bCs/>
+        </w:rPr>
+        <w:t xml:space="preserve">Failed</w:t>
+      </w:r>
+      <w:r>
+        <w:t xml:space="preserve"> column, and counts every bounce. The other reports go by the day the release was published or the digest ran, and count only bounces matched to a news email.</w:t>
+      </w:r>
+    </w:p>
+    <w:p>
+      <w:pPr>
+        <w:spacing w:after="120"/>
+      </w:pPr>
+      <w:r>
+        <w:rPr>
+          <w:b/>
+          <w:bCs/>
+        </w:rPr>
+        <w:t xml:space="preserve">Recent unsubscribes</w:t>
+      </w:r>
+      <w:r>
+        <w:t xml:space="preserve">:</w:t>
+      </w:r>
+    </w:p>
+    <w:p>
+      <w:pPr>
+        <w:pStyle w:val="ListParagraph"/>
+        <w:numPr>
+          <w:ilvl w:val="0"/>
+          <w:numId w:val="1"/>
+        </w:numPr>
+      </w:pPr>
+      <w:r>
+        <w:t xml:space="preserve">includes people who unsubscribed in the old News On Demand, at the dates they left;</w:t>
+      </w:r>
+    </w:p>
+    <w:p>
+      <w:pPr>
+        <w:pStyle w:val="ListParagraph"/>
+        <w:numPr>
+          <w:ilvl w:val="0"/>
+          <w:numId w:val="1"/>
+        </w:numPr>
+      </w:pPr>
+      <w:r>
+        <w:t xml:space="preserve">doesn't list people disabled by bounces. Find them on </w:t>
+      </w:r>
+      <w:r>
+        <w:rPr>
+          <w:b/>
+          <w:bCs/>
+        </w:rPr>
+        <w:t xml:space="preserve">Find subscribers</w:t>
+      </w:r>
+      <w:r>
+        <w:t xml:space="preserve"> with the </w:t>
+      </w:r>
+      <w:r>
+        <w:rPr>
+          <w:b/>
+          <w:bCs/>
+        </w:rPr>
+        <w:t xml:space="preserve">Disabled</w:t>
+      </w:r>
+      <w:r>
+        <w:t xml:space="preserve"> status;</w:t>
+      </w:r>
+    </w:p>
+    <w:p>
+      <w:pPr>
+        <w:pStyle w:val="ListParagraph"/>
+        <w:numPr>
+          <w:ilvl w:val="0"/>
+          <w:numId w:val="1"/>
+        </w:numPr>
+      </w:pPr>
+      <w:r>
+        <w:t xml:space="preserve">doesn't list someone whose status changed because staff removed them from their last media list.</w:t>
+      </w:r>
+    </w:p>
+    <w:p>
+      <w:pPr>
+        <w:pStyle w:val="Heading2"/>
+      </w:pPr>
+      <w:r>
+        <w:t xml:space="preserve">Can't do this?</w:t>
+      </w:r>
+    </w:p>
+    <w:tbl>
+      <w:tblPr>
+        <w:tblW w:type="pct" w:w="5000"/>
+        <w:tblBorders>
+          <w:top w:val="single" w:color="auto" w:sz="4"/>
+          <w:left w:val="single" w:color="auto" w:sz="4"/>
+          <w:bottom w:val="single" w:color="auto" w:sz="4"/>
+          <w:right w:val="single" w:color="auto" w:sz="4"/>
+          <w:insideH w:val="single" w:color="auto" w:sz="4"/>
+          <w:insideV w:val="single" w:color="auto" w:sz="4"/>
+        </w:tblBorders>
+      </w:tblPr>
+      <w:tblGrid>
+        <w:gridCol w:w="4513"/>
+        <w:gridCol w:w="4513"/>
+      </w:tblGrid>
+      <w:tr>
+        <w:trPr>
+          <w:tblHeader/>
+        </w:trPr>
+        <w:tc>
+          <w:tcPr>
+            <w:shd w:fill="E8EEF5" w:val="clear"/>
+          </w:tcPr>
+          <w:p>
+            <w:r>
+              <w:rPr>
+                <w:b/>
+                <w:bCs/>
+              </w:rPr>
+              <w:t xml:space="preserve">Message</w:t>
+            </w:r>
+          </w:p>
+        </w:tc>
+        <w:tc>
+          <w:tcPr>
+            <w:shd w:fill="E8EEF5" w:val="clear"/>
+          </w:tcPr>
+          <w:p>
+            <w:r>
+              <w:rPr>
+                <w:b/>
+                <w:bCs/>
+              </w:rPr>
+              <w:t xml:space="preserve">What it means</w:t>
+            </w:r>
+          </w:p>
+        </w:tc>
+      </w:tr>
+      <w:tr>
+        <w:tc>
+          <w:p>
+            <w:r>
+              <w:t xml:space="preserve">"Choose a range of 92 days or fewer."</w:t>
+            </w:r>
+          </w:p>
+        </w:tc>
+        <w:tc>
+          <w:p>
+            <w:r>
+              <w:t xml:space="preserve">Shorten the dates.</w:t>
+            </w:r>
+          </w:p>
+        </w:tc>
+      </w:tr>
+      <w:tr>
+        <w:tc>
+          <w:p>
+            <w:r>
+              <w:t xml:space="preserve">"The start date must be on or before the end date."</w:t>
+            </w:r>
+          </w:p>
+        </w:tc>
+        <w:tc>
+          <w:p>
+            <w:r>
+              <w:t xml:space="preserve">Swap the dates.</w:t>
+            </w:r>
+          </w:p>
+        </w:tc>
+      </w:tr>
+      <w:tr>
+        <w:tc>
+          <w:p>
+            <w:r>
+              <w:t xml:space="preserve">"Enter real dates."</w:t>
+            </w:r>
+          </w:p>
+        </w:tc>
+        <w:tc>
+          <w:p>
+            <w:r>
+              <w:t xml:space="preserve">Check both dates.</w:t>
+            </w:r>
+          </w:p>
+        </w:tc>
+      </w:tr>
+      <w:tr>
+        <w:tc>
+          <w:p>
+            <w:r>
+              <w:t xml:space="preserve">"That list doesn't exist any more."</w:t>
+            </w:r>
+          </w:p>
+        </w:tc>
+        <w:tc>
+          <w:p>
+            <w:r>
+              <w:t xml:space="preserve">The list was removed. Go back to the report.</w:t>
+            </w:r>
+          </w:p>
+        </w:tc>
+      </w:tr>
+      <w:tr>
+        <w:tc>
+          <w:p>
+            <w:r>
+              <w:t xml:space="preserve">"Distribution is unavailable right now. Try again in a few minutes."</w:t>
+            </w:r>
+          </w:p>
+        </w:tc>
+        <w:tc>
+          <w:p>
+            <w:r>
+              <w:t xml:space="preserve">Only </w:t>
+            </w:r>
+            <w:r>
+              <w:rPr>
+                <w:b/>
+                <w:bCs/>
+              </w:rPr>
+              <w:t xml:space="preserve">Distribution sent and bounced</w:t>
+            </w:r>
+            <w:r>
+              <w:t xml:space="preserve"> is affected. The other reports still work.</w:t>
+            </w:r>
+          </w:p>
+        </w:tc>
+      </w:tr>
+      <w:tr>
+        <w:tc>
+          <w:p>
+            <w:r>
+              <w:t xml:space="preserve">"Couldn't load the report. Try again."</w:t>
+            </w:r>
+          </w:p>
+        </w:tc>
+        <w:tc>
+          <w:p>
+            <w:r>
+              <w:t xml:space="preserve">Reload the page.</w:t>
+            </w:r>
+          </w:p>
+        </w:tc>
+      </w:tr>
+    </w:tbl>
+    <w:p/>
     <w:sectPr>
       <w:footerReference w:type="default" r:id="rId6"/>
       <w:pgSz w:w="11906" w:h="16838" w:orient="portrait"/>
@@ -361,6 +3685,66 @@
   <w:num w:numId="1">
     <w:abstractNumId w:val="1"/>
     <w:lvlOverride w:ilvl="0">
+      <w:startOverride w:val="1"/>
+    </w:lvlOverride>
+  </w:num>
+  <w:num w:numId="2">
+    <w:abstractNumId w:val="3"/>
+    <w:lvlOverride w:ilvl="0">
+      <w:startOverride w:val="1"/>
+    </w:lvlOverride>
+    <w:lvlOverride w:ilvl="1">
+      <w:startOverride w:val="1"/>
+    </w:lvlOverride>
+    <w:lvlOverride w:ilvl="2">
+      <w:startOverride w:val="1"/>
+    </w:lvlOverride>
+    <w:lvlOverride w:ilvl="3">
+      <w:startOverride w:val="1"/>
+    </w:lvlOverride>
+  </w:num>
+  <w:num w:numId="3">
+    <w:abstractNumId w:val="3"/>
+    <w:lvlOverride w:ilvl="0">
+      <w:startOverride w:val="1"/>
+    </w:lvlOverride>
+    <w:lvlOverride w:ilvl="1">
+      <w:startOverride w:val="1"/>
+    </w:lvlOverride>
+    <w:lvlOverride w:ilvl="2">
+      <w:startOverride w:val="1"/>
+    </w:lvlOverride>
+    <w:lvlOverride w:ilvl="3">
+      <w:startOverride w:val="1"/>
+    </w:lvlOverride>
+  </w:num>
+  <w:num w:numId="4">
+    <w:abstractNumId w:val="3"/>
+    <w:lvlOverride w:ilvl="0">
+      <w:startOverride w:val="1"/>
+    </w:lvlOverride>
+    <w:lvlOverride w:ilvl="1">
+      <w:startOverride w:val="1"/>
+    </w:lvlOverride>
+    <w:lvlOverride w:ilvl="2">
+      <w:startOverride w:val="1"/>
+    </w:lvlOverride>
+    <w:lvlOverride w:ilvl="3">
+      <w:startOverride w:val="1"/>
+    </w:lvlOverride>
+  </w:num>
+  <w:num w:numId="5">
+    <w:abstractNumId w:val="3"/>
+    <w:lvlOverride w:ilvl="0">
+      <w:startOverride w:val="1"/>
+    </w:lvlOverride>
+    <w:lvlOverride w:ilvl="1">
+      <w:startOverride w:val="1"/>
+    </w:lvlOverride>
+    <w:lvlOverride w:ilvl="2">
+      <w:startOverride w:val="1"/>
+    </w:lvlOverride>
+    <w:lvlOverride w:ilvl="3">
       <w:startOverride w:val="1"/>
     </w:lvlOverride>
   </w:num>

--- a/hub/manuals/nod-viewer.docx
+++ b/hub/manuals/nod-viewer.docx
@@ -76,7 +76,7 @@
           <w:sz w:val="24"/>
           <w:szCs w:val="24"/>
         </w:rPr>
-        <w:t xml:space="preserve">Software version of October 30, 2026</w:t>
+        <w:t xml:space="preserve">Software version of October 31, 2026</w:t>
       </w:r>
     </w:p>
     <w:p>
@@ -1799,7 +1799,17 @@
         <w:t xml:space="preserve">Status</w:t>
       </w:r>
       <w:r>
-        <w:t xml:space="preserve">. A </w:t>
+        <w:t xml:space="preserve">. </w:t>
+      </w:r>
+      <w:r>
+        <w:rPr>
+          <w:b/>
+          <w:bCs/>
+        </w:rPr>
+        <w:t xml:space="preserve">Members</w:t>
+      </w:r>
+      <w:r>
+        <w:t xml:space="preserve"> counts only the members who get the list's email. Disabled members get nothing, so they aren't counted; the cell then adds, for example, "(and 2 Disabled, who get nothing)". A </w:t>
       </w:r>
       <w:r>
         <w:rPr>
@@ -1858,6 +1868,16 @@
           <w:b/>
           <w:bCs/>
         </w:rPr>
+        <w:t xml:space="preserve">Status</w:t>
+      </w:r>
+      <w:r>
+        <w:t xml:space="preserve">, their </w:t>
+      </w:r>
+      <w:r>
+        <w:rPr>
+          <w:b/>
+          <w:bCs/>
+        </w:rPr>
         <w:t xml:space="preserve">Source</w:t>
       </w:r>
       <w:r>
@@ -1901,7 +1921,17 @@
         <w:t xml:space="preserve">Needs attention</w:t>
       </w:r>
       <w:r>
-        <w:t xml:space="preserve">.</w:t>
+        <w:t xml:space="preserve">. A line above the members says how many get this list's email. A member whose </w:t>
+      </w:r>
+      <w:r>
+        <w:rPr>
+          <w:b/>
+          <w:bCs/>
+        </w:rPr>
+        <w:t xml:space="preserve">Status</w:t>
+      </w:r>
+      <w:r>
+        <w:t xml:space="preserve"> says "Disabled: gets nothing" is on the list but is sent nothing until an editor activates them on their record.</w:t>
       </w:r>
     </w:p>
     <w:p>
@@ -2131,7 +2161,7 @@
         <w:t xml:space="preserve">Back on the list</w:t>
       </w:r>
       <w:r>
-        <w:t xml:space="preserve">. The screen explains "They unsubscribed, or left it in the old system." Someone removed by staff in the Hub isn't listed. If more than 200 have left, you see "Showing the most recent 200."</w:t>
+        <w:t xml:space="preserve">. The screen explains "They unsubscribed, asked staff to stop their email, or left it in the old system." Someone staff removed from the list, or deleted for another reason, isn't listed. If more than 200 have left, you see "Showing the most recent 200."</w:t>
       </w:r>
     </w:p>
     <w:p>
@@ -3079,7 +3109,7 @@
         <w:t xml:space="preserve">Not sent</w:t>
       </w:r>
       <w:r>
-        <w:t xml:space="preserve"> means not yet handed off, including a send still going out.</w:t>
+        <w:t xml:space="preserve"> means not yet handed off: a send still going out, held while News On Demand sending is paused, failed, or cancelled by a Subscribers administrator.</w:t>
       </w:r>
     </w:p>
     <w:p>

--- a/hub/manuals/nod-viewer.docx
+++ b/hub/manuals/nod-viewer.docx
@@ -867,7 +867,7 @@
         </w:numPr>
       </w:pPr>
       <w:r>
-        <w:t xml:space="preserve">A correction to a release never emails anyone again.</w:t>
+        <w:t xml:space="preserve">A correction to a release emails nobody again unless the release editor chooses to. Then only the people who already got it get the corrected release, with "Corrected:" before the subject, one copy each.</w:t>
       </w:r>
     </w:p>
     <w:p>
@@ -2728,7 +2728,7 @@
         <w:tc>
           <w:p>
             <w:r>
-              <w:t xml:space="preserve">For each release or alert published in the dates you choose, the as-it-happens and media list emails.</w:t>
+              <w:t xml:space="preserve">For each release or alert published in the dates you choose, the as-it-happens and media list emails, and any corrected copies a release editor emailed again.</w:t>
             </w:r>
           </w:p>
         </w:tc>

--- a/hub/manuals/nod-viewer.docx
+++ b/hub/manuals/nod-viewer.docx
@@ -590,6 +590,22 @@
     </w:p>
     <w:p>
       <w:pPr>
+        <w:spacing w:after="120"/>
+      </w:pPr>
+      <w:r>
+        <w:t xml:space="preserve">The Hub keeps you signed in while its tab is open. </w:t>
+      </w:r>
+      <w:hyperlink w:history="1" w:anchor="section_7">
+        <w:r>
+          <w:t xml:space="preserve">Staying signed in, and unsaved changes</w:t>
+        </w:r>
+      </w:hyperlink>
+      <w:r>
+        <w:t xml:space="preserve"> says what happens when your session ends, and how the Hub asks before you lose changes you haven't saved.</w:t>
+      </w:r>
+    </w:p>
+    <w:p>
+      <w:pPr>
         <w:pStyle w:val="Heading1"/>
       </w:pPr>
       <w:bookmarkStart w:name="section_2" w:id="2"/>
@@ -3438,6 +3454,291 @@
       </w:tr>
     </w:tbl>
     <w:p/>
+    <w:p>
+      <w:pPr>
+        <w:pStyle w:val="Heading1"/>
+        <w:pageBreakBefore/>
+      </w:pPr>
+      <w:r>
+        <w:t xml:space="preserve">Topics</w:t>
+      </w:r>
+    </w:p>
+    <w:p>
+      <w:pPr>
+        <w:pStyle w:val="Heading2"/>
+      </w:pPr>
+      <w:bookmarkStart w:name="section_7" w:id="7"/>
+      <w:r>
+        <w:t xml:space="preserve">Staying signed in, and unsaved changes</w:t>
+      </w:r>
+      <w:bookmarkEnd w:id="7"/>
+    </w:p>
+    <w:p>
+      <w:pPr>
+        <w:spacing w:after="120"/>
+      </w:pPr>
+      <w:r>
+        <w:rPr>
+          <w:b/>
+          <w:bCs/>
+        </w:rPr>
+        <w:t xml:space="preserve">Who this is for:</w:t>
+      </w:r>
+      <w:r>
+        <w:t xml:space="preserve"> Everyone who uses the Hub.</w:t>
+      </w:r>
+    </w:p>
+    <w:p>
+      <w:pPr>
+        <w:pStyle w:val="Heading3"/>
+      </w:pPr>
+      <w:r>
+        <w:t xml:space="preserve">Staying signed in</w:t>
+      </w:r>
+    </w:p>
+    <w:p>
+      <w:pPr>
+        <w:spacing w:after="120"/>
+      </w:pPr>
+      <w:r>
+        <w:t xml:space="preserve">While a Hub tab is open, it keeps you signed in, even when the tab sits behind other windows. Your session can still end: when you sign out in another tab or window, when your computer has been asleep or offline for a while (it can be as little as a few minutes, and is never more than an hour), when the browser has put a tab it hasn't shown for a long time to sleep, or when an administrator changes your account.</w:t>
+      </w:r>
+    </w:p>
+    <w:p>
+      <w:pPr>
+        <w:pStyle w:val="Heading3"/>
+      </w:pPr>
+      <w:r>
+        <w:t xml:space="preserve">When your session ends</w:t>
+      </w:r>
+    </w:p>
+    <w:p>
+      <w:pPr>
+        <w:spacing w:after="120"/>
+      </w:pPr>
+      <w:r>
+        <w:t xml:space="preserve">If the screen you are on has nothing unsaved, the Hub goes to the sign-in page, which says "Your session ended. Sign in to carry on where you left off." Once you sign in, you are back where you were.</w:t>
+      </w:r>
+    </w:p>
+    <w:p>
+      <w:pPr>
+        <w:spacing w:after="120"/>
+      </w:pPr>
+      <w:r>
+        <w:t xml:space="preserve">If the screen has unsaved changes, it stays as it was, and a box says "Your session has ended". Nothing can be saved until you sign in again: if you choose a button that saves, the screen says "Your session has ended. Sign in again to save — your changes are still here." and the box comes back.</w:t>
+      </w:r>
+    </w:p>
+    <w:p>
+      <w:pPr>
+        <w:pStyle w:val="ListParagraph"/>
+        <w:numPr>
+          <w:ilvl w:val="0"/>
+          <w:numId w:val="1"/>
+        </w:numPr>
+      </w:pPr>
+      <w:r>
+        <w:t xml:space="preserve">Choose </w:t>
+      </w:r>
+      <w:r>
+        <w:rPr>
+          <w:b/>
+          <w:bCs/>
+        </w:rPr>
+        <w:t xml:space="preserve">Sign in again</w:t>
+      </w:r>
+      <w:r>
+        <w:t xml:space="preserve"> to go to the sign-in page. Afterwards you come back to the same screen. Changes to a release's documents and to a Calendar activity are kept on this computer and come back, with "Your unsaved changes were restored." Other unsaved changes are lost.</w:t>
+      </w:r>
+    </w:p>
+    <w:p>
+      <w:pPr>
+        <w:pStyle w:val="ListParagraph"/>
+        <w:numPr>
+          <w:ilvl w:val="0"/>
+          <w:numId w:val="1"/>
+        </w:numPr>
+      </w:pPr>
+      <w:r>
+        <w:t xml:space="preserve">Choose </w:t>
+      </w:r>
+      <w:r>
+        <w:rPr>
+          <w:b/>
+          <w:bCs/>
+        </w:rPr>
+        <w:t xml:space="preserve">Stay on this page</w:t>
+      </w:r>
+      <w:r>
+        <w:t xml:space="preserve"> to copy what you need first. "Your session has ended" stays at the top of the page, with its own </w:t>
+      </w:r>
+      <w:r>
+        <w:rPr>
+          <w:b/>
+          <w:bCs/>
+        </w:rPr>
+        <w:t xml:space="preserve">Sign in again</w:t>
+      </w:r>
+      <w:r>
+        <w:t xml:space="preserve">.</w:t>
+      </w:r>
+    </w:p>
+    <w:p>
+      <w:pPr>
+        <w:pStyle w:val="ListParagraph"/>
+        <w:numPr>
+          <w:ilvl w:val="0"/>
+          <w:numId w:val="1"/>
+        </w:numPr>
+      </w:pPr>
+      <w:r>
+        <w:t xml:space="preserve">Or sign in again in another tab. Come back to this tab and you can save as usual.</w:t>
+      </w:r>
+    </w:p>
+    <w:p>
+      <w:pPr>
+        <w:pStyle w:val="Heading3"/>
+      </w:pPr>
+      <w:r>
+        <w:t xml:space="preserve">Leaving a screen with unsaved changes</w:t>
+      </w:r>
+    </w:p>
+    <w:p>
+      <w:pPr>
+        <w:spacing w:after="120"/>
+      </w:pPr>
+      <w:r>
+        <w:t xml:space="preserve">On every screen where you change something, the Hub asks before you leave with changes you haven't saved: "You have unsaved changes on this page. Leave anyway and discard them?" This covers the side menu, links, </w:t>
+      </w:r>
+      <w:r>
+        <w:rPr>
+          <w:b/>
+          <w:bCs/>
+        </w:rPr>
+        <w:t xml:space="preserve">Help</w:t>
+      </w:r>
+      <w:r>
+        <w:t xml:space="preserve"> and your browser's </w:t>
+      </w:r>
+      <w:r>
+        <w:rPr>
+          <w:b/>
+          <w:bCs/>
+        </w:rPr>
+        <w:t xml:space="preserve">Back</w:t>
+      </w:r>
+      <w:r>
+        <w:t xml:space="preserve">. Choose </w:t>
+      </w:r>
+      <w:r>
+        <w:rPr>
+          <w:b/>
+          <w:bCs/>
+        </w:rPr>
+        <w:t xml:space="preserve">Stay</w:t>
+      </w:r>
+      <w:r>
+        <w:t xml:space="preserve"> to keep working, or </w:t>
+      </w:r>
+      <w:r>
+        <w:rPr>
+          <w:b/>
+          <w:bCs/>
+        </w:rPr>
+        <w:t xml:space="preserve">Leave</w:t>
+      </w:r>
+      <w:r>
+        <w:t xml:space="preserve"> to discard the changes. Closing or reloading the tab gets your browser's own question.</w:t>
+      </w:r>
+    </w:p>
+    <w:p>
+      <w:pPr>
+        <w:spacing w:after="120"/>
+      </w:pPr>
+      <w:r>
+        <w:rPr>
+          <w:b/>
+          <w:bCs/>
+        </w:rPr>
+        <w:t xml:space="preserve">Sign out</w:t>
+      </w:r>
+      <w:r>
+        <w:t xml:space="preserve"> asks too: "You have unsaved changes on this page. Sign out anyway and discard them?" Choose </w:t>
+      </w:r>
+      <w:r>
+        <w:rPr>
+          <w:b/>
+          <w:bCs/>
+        </w:rPr>
+        <w:t xml:space="preserve">Stay</w:t>
+      </w:r>
+      <w:r>
+        <w:t xml:space="preserve">, or </w:t>
+      </w:r>
+      <w:r>
+        <w:rPr>
+          <w:b/>
+          <w:bCs/>
+        </w:rPr>
+        <w:t xml:space="preserve">Sign out</w:t>
+      </w:r>
+      <w:r>
+        <w:t xml:space="preserve"> to discard them. Signing out yourself also discards any changes the Hub kept on this computer.</w:t>
+      </w:r>
+    </w:p>
+    <w:p>
+      <w:pPr>
+        <w:pStyle w:val="Heading3"/>
+      </w:pPr>
+      <w:r>
+        <w:t xml:space="preserve">If a screen can't be shown</w:t>
+      </w:r>
+    </w:p>
+    <w:p>
+      <w:pPr>
+        <w:spacing w:after="120"/>
+      </w:pPr>
+      <w:r>
+        <w:t xml:space="preserve">If something goes wrong on a screen, you see "Something went wrong" and "This page couldn't be shown. Reload the page to try again." Choose </w:t>
+      </w:r>
+      <w:r>
+        <w:rPr>
+          <w:b/>
+          <w:bCs/>
+        </w:rPr>
+        <w:t xml:space="preserve">Reload</w:t>
+      </w:r>
+      <w:r>
+        <w:t xml:space="preserve">, or </w:t>
+      </w:r>
+      <w:r>
+        <w:rPr>
+          <w:b/>
+          <w:bCs/>
+        </w:rPr>
+        <w:t xml:space="preserve">Go to the start page</w:t>
+      </w:r>
+      <w:r>
+        <w:t xml:space="preserve">. The side menu still works. If it keeps happening, tell a Core administrator.</w:t>
+      </w:r>
+    </w:p>
+    <w:p>
+      <w:pPr>
+        <w:spacing w:after="120"/>
+      </w:pPr>
+      <w:r>
+        <w:t xml:space="preserve">An address that doesn't lead to a screen shows "Page not found", with </w:t>
+      </w:r>
+      <w:r>
+        <w:rPr>
+          <w:b/>
+          <w:bCs/>
+        </w:rPr>
+        <w:t xml:space="preserve">Go to the start page</w:t>
+      </w:r>
+      <w:r>
+        <w:t xml:space="preserve">.</w:t>
+      </w:r>
+    </w:p>
     <w:sectPr>
       <w:footerReference w:type="default" r:id="rId6"/>
       <w:pgSz w:w="11906" w:h="16838" w:orient="portrait"/>

--- a/hub/manuals/nod-viewer.docx
+++ b/hub/manuals/nod-viewer.docx
@@ -3502,6 +3502,37 @@
       </w:pPr>
       <w:r>
         <w:t xml:space="preserve">While a Hub tab is open, it keeps you signed in, even when the tab sits behind other windows. Your session can still end: when you sign out in another tab or window, when your computer has been asleep or offline for a while (it can be as little as a few minutes, and is never more than an hour), when the browser has put a tab it hasn't shown for a long time to sleep, or when an administrator changes your account.</w:t>
+      </w:r>
+    </w:p>
+    <w:p>
+      <w:pPr>
+        <w:spacing w:after="120"/>
+      </w:pPr>
+      <w:r>
+        <w:t xml:space="preserve">A session lasts up to 12 hours from when you signed in, however long the tab stays open. After that you sign in again.</w:t>
+      </w:r>
+    </w:p>
+    <w:p>
+      <w:pPr>
+        <w:spacing w:after="120"/>
+      </w:pPr>
+      <w:r>
+        <w:rPr>
+          <w:b/>
+          <w:bCs/>
+        </w:rPr>
+        <w:t xml:space="preserve">Sign out</w:t>
+      </w:r>
+      <w:r>
+        <w:t xml:space="preserve"> ends the session in that browser, including its other tabs. You stay signed in on any other computer or browser where you signed in. If an administrator deactivates your account, you are signed out at once, and signing in again tells you "Your account is not active. Contact a Core administrator."</w:t>
+      </w:r>
+    </w:p>
+    <w:p>
+      <w:pPr>
+        <w:spacing w:after="120"/>
+      </w:pPr>
+      <w:r>
+        <w:t xml:space="preserve">If the Hub says "The Hub can't check your sign-in right now. Try again in a minute.", you are still signed in and nothing on the screen is lost, but nothing can be saved or opened for now. Wait a minute and try again. The message goes away by itself once the Hub can check again. The sign-in page shows the same message then, and if signing in itself can't work for a while it says "We can't sign you in right now. Try again in a few minutes."</w:t>
       </w:r>
     </w:p>
     <w:p>
